--- a/docs/Barn-to-Bank-How-To.docx
+++ b/docs/Barn-to-Bank-How-To.docx
@@ -19,7 +19,7 @@
     </w:p>
     <w:p>
       <w:pPr>
-        <w:spacing w:after="200"/>
+        <w:spacing w:after="120"/>
       </w:pPr>
       <w:r>
         <w:rPr>
@@ -27,33 +27,417 @@
           <w:sz w:val="28"/>
           <w:szCs w:val="28"/>
         </w:rPr>
-        <w:t xml:space="preserve">How-To Guide</w:t>
-      </w:r>
-    </w:p>
-    <w:p>
-      <w:pPr>
-        <w:spacing w:after="240"/>
-      </w:pPr>
-      <w:r>
-        <w:t xml:space="preserve">Live app: </w:t>
-      </w:r>
-      <w:hyperlink w:history="1" r:id="rIdoedzxgocwlqidw6bmtzic">
+        <w:t xml:space="preserve">Complete How-To Guide</w:t>
+      </w:r>
+    </w:p>
+    <w:p>
+      <w:pPr>
+        <w:spacing w:after="60"/>
+      </w:pPr>
+      <w:r>
+        <w:t xml:space="preserve">Staff app: </w:t>
+      </w:r>
+      <w:hyperlink w:history="1" r:id="rId0dghxq2x6di7qpbhozkp-">
         <w:r>
           <w:rPr>
             <w:rStyle w:val="Hyperlink"/>
             <w:color w:val="0563C1"/>
             <w:u w:val="single"/>
           </w:rPr>
-          <w:t xml:space="preserve">https://barn-to-bank.vercel.app</w:t>
+          <w:t xml:space="preserve">https://barntobank.com/app</w:t>
         </w:r>
       </w:hyperlink>
     </w:p>
     <w:p>
       <w:pPr>
+        <w:spacing w:after="240"/>
+      </w:pPr>
+      <w:r>
+        <w:t xml:space="preserve">Public site: </w:t>
+      </w:r>
+      <w:hyperlink w:history="1" r:id="rIddqzskii22ek0yyd01qjvw">
+        <w:r>
+          <w:rPr>
+            <w:rStyle w:val="Hyperlink"/>
+            <w:color w:val="0563C1"/>
+            <w:u w:val="single"/>
+          </w:rPr>
+          <w:t xml:space="preserve">https://barntobank.com</w:t>
+        </w:r>
+      </w:hyperlink>
+    </w:p>
+    <w:p>
+      <w:pPr>
         <w:pStyle w:val="Heading1"/>
       </w:pPr>
       <w:r>
-        <w:t xml:space="preserve">Quick Start (5 Minutes)</w:t>
+        <w:t xml:space="preserve">What This Platform Is</w:t>
+      </w:r>
+    </w:p>
+    <w:p>
+      <w:pPr>
+        <w:spacing w:after="120"/>
+      </w:pPr>
+      <w:r>
+        <w:t xml:space="preserve">Barn to Bank is two connected pieces: a public marketing site that captures land leads, and a password-protected origination app where your team enriches parcels, routes deals, reaches owners, and builds a compounding intel moat.</w:t>
+      </w:r>
+    </w:p>
+    <w:tbl>
+      <w:tblPr>
+        <w:tblW w:type="dxa" w:w="9360"/>
+        <w:tblBorders>
+          <w:top w:val="single" w:color="auto" w:sz="4"/>
+          <w:left w:val="single" w:color="auto" w:sz="4"/>
+          <w:bottom w:val="single" w:color="auto" w:sz="4"/>
+          <w:right w:val="single" w:color="auto" w:sz="4"/>
+          <w:insideH w:val="single" w:color="auto" w:sz="4"/>
+          <w:insideV w:val="single" w:color="auto" w:sz="4"/>
+        </w:tblBorders>
+      </w:tblPr>
+      <w:tblGrid>
+        <w:gridCol w:w="2200"/>
+        <w:gridCol w:w="3000"/>
+        <w:gridCol w:w="4160"/>
+      </w:tblGrid>
+      <w:tr>
+        <w:tc>
+          <w:tcPr>
+            <w:tcW w:type="dxa" w:w="2200"/>
+            <w:tcBorders>
+              <w:top w:val="single" w:color="CCCCCC" w:sz="1"/>
+              <w:left w:val="single" w:color="CCCCCC" w:sz="1"/>
+              <w:bottom w:val="single" w:color="CCCCCC" w:sz="1"/>
+              <w:right w:val="single" w:color="CCCCCC" w:sz="1"/>
+            </w:tcBorders>
+            <w:shd w:fill="E8E0D0" w:val="clear"/>
+            <w:tcMar>
+              <w:top w:type="dxa" w:w="80"/>
+              <w:left w:type="dxa" w:w="120"/>
+              <w:bottom w:type="dxa" w:w="80"/>
+              <w:right w:type="dxa" w:w="120"/>
+            </w:tcMar>
+          </w:tcPr>
+          <w:p>
+            <w:r>
+              <w:rPr>
+                <w:b/>
+                <w:bCs/>
+              </w:rPr>
+              <w:t xml:space="preserve">Piece</w:t>
+            </w:r>
+          </w:p>
+        </w:tc>
+        <w:tc>
+          <w:tcPr>
+            <w:tcW w:type="dxa" w:w="3000"/>
+            <w:tcBorders>
+              <w:top w:val="single" w:color="CCCCCC" w:sz="1"/>
+              <w:left w:val="single" w:color="CCCCCC" w:sz="1"/>
+              <w:bottom w:val="single" w:color="CCCCCC" w:sz="1"/>
+              <w:right w:val="single" w:color="CCCCCC" w:sz="1"/>
+            </w:tcBorders>
+            <w:shd w:fill="E8E0D0" w:val="clear"/>
+            <w:tcMar>
+              <w:top w:type="dxa" w:w="80"/>
+              <w:left w:type="dxa" w:w="120"/>
+              <w:bottom w:type="dxa" w:w="80"/>
+              <w:right w:type="dxa" w:w="120"/>
+            </w:tcMar>
+          </w:tcPr>
+          <w:p>
+            <w:r>
+              <w:rPr>
+                <w:b/>
+                <w:bCs/>
+              </w:rPr>
+              <w:t xml:space="preserve">URL</w:t>
+            </w:r>
+          </w:p>
+        </w:tc>
+        <w:tc>
+          <w:tcPr>
+            <w:tcW w:type="dxa" w:w="4160"/>
+            <w:tcBorders>
+              <w:top w:val="single" w:color="CCCCCC" w:sz="1"/>
+              <w:left w:val="single" w:color="CCCCCC" w:sz="1"/>
+              <w:bottom w:val="single" w:color="CCCCCC" w:sz="1"/>
+              <w:right w:val="single" w:color="CCCCCC" w:sz="1"/>
+            </w:tcBorders>
+            <w:shd w:fill="E8E0D0" w:val="clear"/>
+            <w:tcMar>
+              <w:top w:type="dxa" w:w="80"/>
+              <w:left w:type="dxa" w:w="120"/>
+              <w:bottom w:type="dxa" w:w="80"/>
+              <w:right w:type="dxa" w:w="120"/>
+            </w:tcMar>
+          </w:tcPr>
+          <w:p>
+            <w:r>
+              <w:rPr>
+                <w:b/>
+                <w:bCs/>
+              </w:rPr>
+              <w:t xml:space="preserve">Who uses it</w:t>
+            </w:r>
+          </w:p>
+        </w:tc>
+      </w:tr>
+      <w:tr>
+        <w:tc>
+          <w:tcPr>
+            <w:tcW w:type="dxa" w:w="2200"/>
+            <w:tcBorders>
+              <w:top w:val="single" w:color="CCCCCC" w:sz="1"/>
+              <w:left w:val="single" w:color="CCCCCC" w:sz="1"/>
+              <w:bottom w:val="single" w:color="CCCCCC" w:sz="1"/>
+              <w:right w:val="single" w:color="CCCCCC" w:sz="1"/>
+            </w:tcBorders>
+            <w:shd w:fill="FFFFFF" w:val="clear"/>
+            <w:tcMar>
+              <w:top w:type="dxa" w:w="80"/>
+              <w:left w:type="dxa" w:w="120"/>
+              <w:bottom w:type="dxa" w:w="80"/>
+              <w:right w:type="dxa" w:w="120"/>
+            </w:tcMar>
+          </w:tcPr>
+          <w:p>
+            <w:r>
+              <w:rPr>
+                <w:b w:val="false"/>
+                <w:bCs w:val="false"/>
+              </w:rPr>
+              <w:t xml:space="preserve">Public marketing site</w:t>
+            </w:r>
+          </w:p>
+        </w:tc>
+        <w:tc>
+          <w:tcPr>
+            <w:tcW w:type="dxa" w:w="3000"/>
+            <w:tcBorders>
+              <w:top w:val="single" w:color="CCCCCC" w:sz="1"/>
+              <w:left w:val="single" w:color="CCCCCC" w:sz="1"/>
+              <w:bottom w:val="single" w:color="CCCCCC" w:sz="1"/>
+              <w:right w:val="single" w:color="CCCCCC" w:sz="1"/>
+            </w:tcBorders>
+            <w:shd w:fill="FFFFFF" w:val="clear"/>
+            <w:tcMar>
+              <w:top w:type="dxa" w:w="80"/>
+              <w:left w:type="dxa" w:w="120"/>
+              <w:bottom w:type="dxa" w:w="80"/>
+              <w:right w:type="dxa" w:w="120"/>
+            </w:tcMar>
+          </w:tcPr>
+          <w:p>
+            <w:r>
+              <w:rPr>
+                <w:b w:val="false"/>
+                <w:bCs w:val="false"/>
+              </w:rPr>
+              <w:t xml:space="preserve">https://barntobank.com</w:t>
+            </w:r>
+          </w:p>
+        </w:tc>
+        <w:tc>
+          <w:tcPr>
+            <w:tcW w:type="dxa" w:w="4160"/>
+            <w:tcBorders>
+              <w:top w:val="single" w:color="CCCCCC" w:sz="1"/>
+              <w:left w:val="single" w:color="CCCCCC" w:sz="1"/>
+              <w:bottom w:val="single" w:color="CCCCCC" w:sz="1"/>
+              <w:right w:val="single" w:color="CCCCCC" w:sz="1"/>
+            </w:tcBorders>
+            <w:shd w:fill="FFFFFF" w:val="clear"/>
+            <w:tcMar>
+              <w:top w:type="dxa" w:w="80"/>
+              <w:left w:type="dxa" w:w="120"/>
+              <w:bottom w:type="dxa" w:w="80"/>
+              <w:right w:type="dxa" w:w="120"/>
+            </w:tcMar>
+          </w:tcPr>
+          <w:p>
+            <w:r>
+              <w:rPr>
+                <w:b w:val="false"/>
+                <w:bCs w:val="false"/>
+              </w:rPr>
+              <w:t xml:space="preserve">Landowners, brokers, visitors</w:t>
+            </w:r>
+          </w:p>
+        </w:tc>
+      </w:tr>
+      <w:tr>
+        <w:tc>
+          <w:tcPr>
+            <w:tcW w:type="dxa" w:w="2200"/>
+            <w:tcBorders>
+              <w:top w:val="single" w:color="CCCCCC" w:sz="1"/>
+              <w:left w:val="single" w:color="CCCCCC" w:sz="1"/>
+              <w:bottom w:val="single" w:color="CCCCCC" w:sz="1"/>
+              <w:right w:val="single" w:color="CCCCCC" w:sz="1"/>
+            </w:tcBorders>
+            <w:shd w:fill="FFFFFF" w:val="clear"/>
+            <w:tcMar>
+              <w:top w:type="dxa" w:w="80"/>
+              <w:left w:type="dxa" w:w="120"/>
+              <w:bottom w:type="dxa" w:w="80"/>
+              <w:right w:type="dxa" w:w="120"/>
+            </w:tcMar>
+          </w:tcPr>
+          <w:p>
+            <w:r>
+              <w:rPr>
+                <w:b w:val="false"/>
+                <w:bCs w:val="false"/>
+              </w:rPr>
+              <w:t xml:space="preserve">Staff origination app</w:t>
+            </w:r>
+          </w:p>
+        </w:tc>
+        <w:tc>
+          <w:tcPr>
+            <w:tcW w:type="dxa" w:w="3000"/>
+            <w:tcBorders>
+              <w:top w:val="single" w:color="CCCCCC" w:sz="1"/>
+              <w:left w:val="single" w:color="CCCCCC" w:sz="1"/>
+              <w:bottom w:val="single" w:color="CCCCCC" w:sz="1"/>
+              <w:right w:val="single" w:color="CCCCCC" w:sz="1"/>
+            </w:tcBorders>
+            <w:shd w:fill="FFFFFF" w:val="clear"/>
+            <w:tcMar>
+              <w:top w:type="dxa" w:w="80"/>
+              <w:left w:type="dxa" w:w="120"/>
+              <w:bottom w:type="dxa" w:w="80"/>
+              <w:right w:type="dxa" w:w="120"/>
+            </w:tcMar>
+          </w:tcPr>
+          <w:p>
+            <w:r>
+              <w:rPr>
+                <w:b w:val="false"/>
+                <w:bCs w:val="false"/>
+              </w:rPr>
+              <w:t xml:space="preserve">https://barntobank.com/app</w:t>
+            </w:r>
+          </w:p>
+        </w:tc>
+        <w:tc>
+          <w:tcPr>
+            <w:tcW w:type="dxa" w:w="4160"/>
+            <w:tcBorders>
+              <w:top w:val="single" w:color="CCCCCC" w:sz="1"/>
+              <w:left w:val="single" w:color="CCCCCC" w:sz="1"/>
+              <w:bottom w:val="single" w:color="CCCCCC" w:sz="1"/>
+              <w:right w:val="single" w:color="CCCCCC" w:sz="1"/>
+            </w:tcBorders>
+            <w:shd w:fill="FFFFFF" w:val="clear"/>
+            <w:tcMar>
+              <w:top w:type="dxa" w:w="80"/>
+              <w:left w:type="dxa" w:w="120"/>
+              <w:bottom w:type="dxa" w:w="80"/>
+              <w:right w:type="dxa" w:w="120"/>
+            </w:tcMar>
+          </w:tcPr>
+          <w:p>
+            <w:r>
+              <w:rPr>
+                <w:b w:val="false"/>
+                <w:bCs w:val="false"/>
+              </w:rPr>
+              <w:t xml:space="preserve">Jack, analysts, origination team</w:t>
+            </w:r>
+          </w:p>
+        </w:tc>
+      </w:tr>
+      <w:tr>
+        <w:tc>
+          <w:tcPr>
+            <w:tcW w:type="dxa" w:w="2200"/>
+            <w:tcBorders>
+              <w:top w:val="single" w:color="CCCCCC" w:sz="1"/>
+              <w:left w:val="single" w:color="CCCCCC" w:sz="1"/>
+              <w:bottom w:val="single" w:color="CCCCCC" w:sz="1"/>
+              <w:right w:val="single" w:color="CCCCCC" w:sz="1"/>
+            </w:tcBorders>
+            <w:shd w:fill="FFFFFF" w:val="clear"/>
+            <w:tcMar>
+              <w:top w:type="dxa" w:w="80"/>
+              <w:left w:type="dxa" w:w="120"/>
+              <w:bottom w:type="dxa" w:w="80"/>
+              <w:right w:type="dxa" w:w="120"/>
+            </w:tcMar>
+          </w:tcPr>
+          <w:p>
+            <w:r>
+              <w:rPr>
+                <w:b w:val="false"/>
+                <w:bCs w:val="false"/>
+              </w:rPr>
+              <w:t xml:space="preserve">Staff login</w:t>
+            </w:r>
+          </w:p>
+        </w:tc>
+        <w:tc>
+          <w:tcPr>
+            <w:tcW w:type="dxa" w:w="3000"/>
+            <w:tcBorders>
+              <w:top w:val="single" w:color="CCCCCC" w:sz="1"/>
+              <w:left w:val="single" w:color="CCCCCC" w:sz="1"/>
+              <w:bottom w:val="single" w:color="CCCCCC" w:sz="1"/>
+              <w:right w:val="single" w:color="CCCCCC" w:sz="1"/>
+            </w:tcBorders>
+            <w:shd w:fill="FFFFFF" w:val="clear"/>
+            <w:tcMar>
+              <w:top w:type="dxa" w:w="80"/>
+              <w:left w:type="dxa" w:w="120"/>
+              <w:bottom w:type="dxa" w:w="80"/>
+              <w:right w:type="dxa" w:w="120"/>
+            </w:tcMar>
+          </w:tcPr>
+          <w:p>
+            <w:r>
+              <w:rPr>
+                <w:b w:val="false"/>
+                <w:bCs w:val="false"/>
+              </w:rPr>
+              <w:t xml:space="preserve">https://barntobank.com/app/login</w:t>
+            </w:r>
+          </w:p>
+        </w:tc>
+        <w:tc>
+          <w:tcPr>
+            <w:tcW w:type="dxa" w:w="4160"/>
+            <w:tcBorders>
+              <w:top w:val="single" w:color="CCCCCC" w:sz="1"/>
+              <w:left w:val="single" w:color="CCCCCC" w:sz="1"/>
+              <w:bottom w:val="single" w:color="CCCCCC" w:sz="1"/>
+              <w:right w:val="single" w:color="CCCCCC" w:sz="1"/>
+            </w:tcBorders>
+            <w:shd w:fill="FFFFFF" w:val="clear"/>
+            <w:tcMar>
+              <w:top w:type="dxa" w:w="80"/>
+              <w:left w:type="dxa" w:w="120"/>
+              <w:bottom w:type="dxa" w:w="80"/>
+              <w:right w:type="dxa" w:w="120"/>
+            </w:tcMar>
+          </w:tcPr>
+          <w:p>
+            <w:r>
+              <w:rPr>
+                <w:b w:val="false"/>
+                <w:bCs w:val="false"/>
+              </w:rPr>
+              <w:t xml:space="preserve">Anyone with the origination password</w:t>
+            </w:r>
+          </w:p>
+        </w:tc>
+      </w:tr>
+    </w:tbl>
+    <w:p>
+      <w:pPr>
+        <w:pStyle w:val="Heading1"/>
+      </w:pPr>
+      <w:r>
+        <w:t xml:space="preserve">Quick Start — First 10 Minutes</w:t>
       </w:r>
     </w:p>
     <w:p>
@@ -66,7 +450,7 @@
         <w:spacing w:after="80"/>
       </w:pPr>
       <w:r>
-        <w:t xml:space="preserve">Open the app link in Chrome or Safari (desktop or phone).</w:t>
+        <w:t xml:space="preserve">Go to https://barntobank.com/app and sign in with the origination password.</w:t>
       </w:r>
     </w:p>
     <w:p>
@@ -79,7 +463,7 @@
         <w:spacing w:after="80"/>
       </w:pPr>
       <w:r>
-        <w:t xml:space="preserve">Read the welcome card, then dismiss it.</w:t>
+        <w:t xml:space="preserve">Dismiss the welcome card on the left (or read it — it explains the four-step workflow).</w:t>
       </w:r>
     </w:p>
     <w:p>
@@ -92,7 +476,7 @@
         <w:spacing w:after="80"/>
       </w:pPr>
       <w:r>
-        <w:t xml:space="preserve">In Intake, pick a county and enter an address or parcel number.</w:t>
+        <w:t xml:space="preserve">In Intake, choose a county and enter a property address or parcel/APN.</w:t>
       </w:r>
     </w:p>
     <w:p>
@@ -105,7 +489,7 @@
         <w:spacing w:after="80"/>
       </w:pPr>
       <w:r>
-        <w:t xml:space="preserve">Optional: sign in to id.land for full parcel and comp data.</w:t>
+        <w:t xml:space="preserve">Click Run Automation 1. Wait for jurisdiction, flood, utilities, comps, and owner contact to populate.</w:t>
       </w:r>
     </w:p>
     <w:p>
@@ -118,7 +502,7 @@
         <w:spacing w:after="80"/>
       </w:pPr>
       <w:r>
-        <w:t xml:space="preserve">Click Run Automation 1 → review → Add to Pipeline.</w:t>
+        <w:t xml:space="preserve">Click + Add to Pipeline.</w:t>
       </w:r>
     </w:p>
     <w:p>
@@ -131,7 +515,33 @@
         <w:spacing w:after="80"/>
       </w:pPr>
       <w:r>
-        <w:t xml:space="preserve">Open Intel → Cloud Sync to merge with your team.</w:t>
+        <w:t xml:space="preserve">Open the Deals tab, click the new deal, review entitlement score and route (Develop / Sell / Retail).</w:t>
+      </w:r>
+    </w:p>
+    <w:p>
+      <w:pPr>
+        <w:pStyle w:val="ListParagraph"/>
+        <w:numPr>
+          <w:ilvl w:val="0"/>
+          <w:numId w:val="2"/>
+        </w:numPr>
+        <w:spacing w:after="80"/>
+      </w:pPr>
+      <w:r>
+        <w:t xml:space="preserve">Go to Outreach → Build Mail List → print labels or export CSV (no DNC vendor needed).</w:t>
+      </w:r>
+    </w:p>
+    <w:p>
+      <w:pPr>
+        <w:pStyle w:val="ListParagraph"/>
+        <w:numPr>
+          <w:ilvl w:val="0"/>
+          <w:numId w:val="2"/>
+        </w:numPr>
+        <w:spacing w:after="80"/>
+      </w:pPr>
+      <w:r>
+        <w:t xml:space="preserve">Go to Intel → Cloud Sync to share pipeline with your team.</w:t>
       </w:r>
     </w:p>
     <w:p>
@@ -139,6 +549,79 @@
         <w:pStyle w:val="Heading1"/>
       </w:pPr>
       <w:r>
+        <w:t xml:space="preserve">Signing In &amp; Security</w:t>
+      </w:r>
+    </w:p>
+    <w:p>
+      <w:pPr>
+        <w:pStyle w:val="ListParagraph"/>
+        <w:numPr>
+          <w:ilvl w:val="0"/>
+          <w:numId w:val="3"/>
+        </w:numPr>
+        <w:spacing w:after="80"/>
+      </w:pPr>
+      <w:r>
+        <w:t xml:space="preserve">Staff app and APIs are protected. Bookmark https://barntobank.com/app/login if prompted.</w:t>
+      </w:r>
+    </w:p>
+    <w:p>
+      <w:pPr>
+        <w:pStyle w:val="ListParagraph"/>
+        <w:numPr>
+          <w:ilvl w:val="0"/>
+          <w:numId w:val="3"/>
+        </w:numPr>
+        <w:spacing w:after="80"/>
+      </w:pPr>
+      <w:r>
+        <w:t xml:space="preserve">Password is set in Vercel as ORIGINATION_PASSWORD — ask your admin if you do not have it.</w:t>
+      </w:r>
+    </w:p>
+    <w:p>
+      <w:pPr>
+        <w:pStyle w:val="ListParagraph"/>
+        <w:numPr>
+          <w:ilvl w:val="0"/>
+          <w:numId w:val="3"/>
+        </w:numPr>
+        <w:spacing w:after="80"/>
+      </w:pPr>
+      <w:r>
+        <w:t xml:space="preserve">Sign Out is in the header (desktop). Session lasts 30 days in your browser.</w:t>
+      </w:r>
+    </w:p>
+    <w:p>
+      <w:pPr>
+        <w:pStyle w:val="ListParagraph"/>
+        <w:numPr>
+          <w:ilvl w:val="0"/>
+          <w:numId w:val="3"/>
+        </w:numPr>
+        <w:spacing w:after="80"/>
+      </w:pPr>
+      <w:r>
+        <w:t xml:space="preserve">Public site contact form posts to /api/leads without a password — those leads appear in Website Leads inside the app.</w:t>
+      </w:r>
+    </w:p>
+    <w:p>
+      <w:pPr>
+        <w:pStyle w:val="ListParagraph"/>
+        <w:numPr>
+          <w:ilvl w:val="0"/>
+          <w:numId w:val="3"/>
+        </w:numPr>
+        <w:spacing w:after="80"/>
+      </w:pPr>
+      <w:r>
+        <w:t xml:space="preserve">Theme toggle (sun/moon) in the header switches light and dark mode; preference is saved in your browser.</w:t>
+      </w:r>
+    </w:p>
+    <w:p>
+      <w:pPr>
+        <w:pStyle w:val="Heading1"/>
+      </w:pPr>
+      <w:r>
         <w:t xml:space="preserve">Navigation</w:t>
       </w:r>
     </w:p>
@@ -147,7 +630,15 @@
         <w:spacing w:after="120"/>
       </w:pPr>
       <w:r>
-        <w:t xml:space="preserve">Use the section bar under the header: Intake | Deals | Silos | Outreach | Intel.</w:t>
+        <w:t xml:space="preserve">Desktop: use the sticky section bar — Intake | Deals | Silos | Outreach | Intel.</w:t>
+      </w:r>
+    </w:p>
+    <w:p>
+      <w:pPr>
+        <w:spacing w:after="120"/>
+      </w:pPr>
+      <w:r>
+        <w:t xml:space="preserve">Mobile: same section bar at the bottom of the header area; ← Site returns to the public marketing site; ← Main Site in the header does the same.</w:t>
       </w:r>
     </w:p>
     <w:tbl>
@@ -273,7 +764,7 @@
                 <w:b w:val="false"/>
                 <w:bCs w:val="false"/>
               </w:rPr>
-              <w:t xml:space="preserve">Enter address/APN, run Automation 1 enrichment</w:t>
+              <w:t xml:space="preserve">Enter address/APN, run Automation 1, connect id.land, view website leads</w:t>
             </w:r>
           </w:p>
         </w:tc>
@@ -329,7 +820,7 @@
                 <w:b w:val="false"/>
                 <w:bCs w:val="false"/>
               </w:rPr>
-              <w:t xml:space="preserve">View pipeline table or cards, open deal details</w:t>
+              <w:t xml:space="preserve">Pipeline table or cards, open deal modal, quick add</w:t>
             </w:r>
           </w:p>
         </w:tc>
@@ -385,7 +876,7 @@
                 <w:b w:val="false"/>
                 <w:bCs w:val="false"/>
               </w:rPr>
-              <w:t xml:space="preserve">See deals grouped by Develop, Sell, Retail</w:t>
+              <w:t xml:space="preserve">Deals grouped by Develop, Sell (Flip), Retail</w:t>
             </w:r>
           </w:p>
         </w:tc>
@@ -441,7 +932,7 @@
                 <w:b w:val="false"/>
                 <w:bCs w:val="false"/>
               </w:rPr>
-              <w:t xml:space="preserve">Build outreach list, DNC scrub, text/mail queues</w:t>
+              <w:t xml:space="preserve">Direct mail (default) or cold texts (DNC vendor required)</w:t>
             </w:r>
           </w:p>
         </w:tc>
@@ -497,7 +988,7 @@
                 <w:b w:val="false"/>
                 <w:bCs w:val="false"/>
               </w:rPr>
-              <w:t xml:space="preserve">Comp lake, plat alerts, audit log, Cloud Sync</w:t>
+              <w:t xml:space="preserve">Comp lake, plat alerts, audit log, cloud sync, website leads refresh</w:t>
             </w:r>
           </w:p>
         </w:tc>
@@ -508,7 +999,7 @@
         <w:spacing w:after="120"/>
       </w:pPr>
       <w:r>
-        <w:t xml:space="preserve">Header shortcuts: Intel jumps to Moat Intelligence. Cloud Sync runs team sync immediately.</w:t>
+        <w:t xml:space="preserve">Header buttons: Copy App Link (share with team), Feature Request, Intel (jump to moat), Cloud Sync (immediate team sync), Theme, Sign Out.</w:t>
       </w:r>
     </w:p>
     <w:p>
@@ -516,7 +1007,75 @@
         <w:pStyle w:val="Heading1"/>
       </w:pPr>
       <w:r>
-        <w:t xml:space="preserve">1. Intake — Run Automation 1</w:t>
+        <w:t xml:space="preserve">1. Intake — From Lead to Enriched Deal</w:t>
+      </w:r>
+    </w:p>
+    <w:p>
+      <w:pPr>
+        <w:pStyle w:val="Heading2"/>
+      </w:pPr>
+      <w:r>
+        <w:t xml:space="preserve">Website Leads (inbound)</w:t>
+      </w:r>
+    </w:p>
+    <w:p>
+      <w:pPr>
+        <w:pStyle w:val="ListParagraph"/>
+        <w:numPr>
+          <w:ilvl w:val="0"/>
+          <w:numId w:val="3"/>
+        </w:numPr>
+        <w:spacing w:after="80"/>
+      </w:pPr>
+      <w:r>
+        <w:t xml:space="preserve">Leads from the public site contact form land in Website Leads on the Intake panel.</w:t>
+      </w:r>
+    </w:p>
+    <w:p>
+      <w:pPr>
+        <w:pStyle w:val="ListParagraph"/>
+        <w:numPr>
+          <w:ilvl w:val="0"/>
+          <w:numId w:val="3"/>
+        </w:numPr>
+        <w:spacing w:after="80"/>
+      </w:pPr>
+      <w:r>
+        <w:t xml:space="preserve">Click Refresh to pull latest from Supabase.</w:t>
+      </w:r>
+    </w:p>
+    <w:p>
+      <w:pPr>
+        <w:pStyle w:val="ListParagraph"/>
+        <w:numPr>
+          <w:ilvl w:val="0"/>
+          <w:numId w:val="3"/>
+        </w:numPr>
+        <w:spacing w:after="80"/>
+      </w:pPr>
+      <w:r>
+        <w:t xml:space="preserve">Statuses: new → contacted → converted or dismissed.</w:t>
+      </w:r>
+    </w:p>
+    <w:p>
+      <w:pPr>
+        <w:pStyle w:val="ListParagraph"/>
+        <w:numPr>
+          <w:ilvl w:val="0"/>
+          <w:numId w:val="3"/>
+        </w:numPr>
+        <w:spacing w:after="80"/>
+      </w:pPr>
+      <w:r>
+        <w:t xml:space="preserve">Inbound leads do not need DNC scrub — they contacted you first.</w:t>
+      </w:r>
+    </w:p>
+    <w:p>
+      <w:pPr>
+        <w:pStyle w:val="Heading2"/>
+      </w:pPr>
+      <w:r>
+        <w:t xml:space="preserve">Automation 1 (parcel enrichment)</w:t>
       </w:r>
     </w:p>
     <w:p>
@@ -550,7 +1109,7 @@
         <w:spacing w:after="80"/>
       </w:pPr>
       <w:r>
-        <w:t xml:space="preserve">Enter the full address (e.g. 6200 Old Pearsall Rd, San Antonio TX) or parcel ID.</w:t>
+        <w:t xml:space="preserve">Enter the full address or parcel ID.</w:t>
       </w:r>
     </w:p>
     <w:p>
@@ -563,7 +1122,7 @@
         <w:spacing w:after="80"/>
       </w:pPr>
       <w:r>
-        <w:t xml:space="preserve">Choose the county from the dropdown.</w:t>
+        <w:t xml:space="preserve">Choose county from the dropdown.</w:t>
       </w:r>
     </w:p>
     <w:p>
@@ -576,7 +1135,7 @@
         <w:spacing w:after="80"/>
       </w:pPr>
       <w:r>
-        <w:t xml:space="preserve">Click Run Automation 1 and wait for the pipeline steps to complete.</w:t>
+        <w:t xml:space="preserve">Click Run Automation 1. Watch the pipeline steps complete.</w:t>
       </w:r>
     </w:p>
     <w:p>
@@ -589,7 +1148,7 @@
         <w:spacing w:after="80"/>
       </w:pPr>
       <w:r>
-        <w:t xml:space="preserve">Review the enrichment panel — toggle Internal vs Client view.</w:t>
+        <w:t xml:space="preserve">Review enrichment — toggle Internal vs Client view (client view redacts skip-trace phones).</w:t>
       </w:r>
     </w:p>
     <w:p>
@@ -602,7 +1161,7 @@
         <w:spacing w:after="80"/>
       </w:pPr>
       <w:r>
-        <w:t xml:space="preserve">Click + Add to Pipeline when ready.</w:t>
+        <w:t xml:space="preserve">Click + Add to Pipeline.</w:t>
       </w:r>
     </w:p>
     <w:p>
@@ -623,72 +1182,85 @@
         <w:spacing w:after="80"/>
       </w:pPr>
       <w:r>
-        <w:t xml:space="preserve">Jurisdiction: city limits, ETJ, or county-only</w:t>
-      </w:r>
-    </w:p>
-    <w:p>
-      <w:pPr>
-        <w:pStyle w:val="ListParagraph"/>
-        <w:numPr>
-          <w:ilvl w:val="0"/>
-          <w:numId w:val="3"/>
-        </w:numPr>
-        <w:spacing w:after="80"/>
-      </w:pPr>
-      <w:r>
-        <w:t xml:space="preserve">FEMA flood zone and SFHA flag</w:t>
-      </w:r>
-    </w:p>
-    <w:p>
-      <w:pPr>
-        <w:pStyle w:val="ListParagraph"/>
-        <w:numPr>
-          <w:ilvl w:val="0"/>
-          <w:numId w:val="3"/>
-        </w:numPr>
-        <w:spacing w:after="80"/>
-      </w:pPr>
-      <w:r>
-        <w:t xml:space="preserve">PUC water and sewer CCN holders</w:t>
-      </w:r>
-    </w:p>
-    <w:p>
-      <w:pPr>
-        <w:pStyle w:val="ListParagraph"/>
-        <w:numPr>
-          <w:ilvl w:val="0"/>
-          <w:numId w:val="3"/>
-        </w:numPr>
-        <w:spacing w:after="80"/>
-      </w:pPr>
-      <w:r>
-        <w:t xml:space="preserve">Private comps for the county (Comp Lake + seed data)</w:t>
-      </w:r>
-    </w:p>
-    <w:p>
-      <w:pPr>
-        <w:pStyle w:val="ListParagraph"/>
-        <w:numPr>
-          <w:ilvl w:val="0"/>
-          <w:numId w:val="3"/>
-        </w:numPr>
-        <w:spacing w:after="80"/>
-      </w:pPr>
-      <w:r>
-        <w:t xml:space="preserve">Nearby for-sale SF communities (Waterloo BTR excluded from radius)</w:t>
-      </w:r>
-    </w:p>
-    <w:p>
-      <w:pPr>
-        <w:pStyle w:val="ListParagraph"/>
-        <w:numPr>
-          <w:ilvl w:val="0"/>
-          <w:numId w:val="3"/>
-        </w:numPr>
-        <w:spacing w:after="80"/>
-      </w:pPr>
-      <w:r>
-        <w:t xml:space="preserve">Owner contact (Forewarn — license-gated mock until API key is set)</w:t>
+        <w:t xml:space="preserve">Jurisdiction: city limits, ETJ, or unincorporated county</w:t>
+      </w:r>
+    </w:p>
+    <w:p>
+      <w:pPr>
+        <w:pStyle w:val="ListParagraph"/>
+        <w:numPr>
+          <w:ilvl w:val="0"/>
+          <w:numId w:val="3"/>
+        </w:numPr>
+        <w:spacing w:after="80"/>
+      </w:pPr>
+      <w:r>
+        <w:t xml:space="preserve">FEMA flood zone and SFHA (Special Flood Hazard Area) flag</w:t>
+      </w:r>
+    </w:p>
+    <w:p>
+      <w:pPr>
+        <w:pStyle w:val="ListParagraph"/>
+        <w:numPr>
+          <w:ilvl w:val="0"/>
+          <w:numId w:val="3"/>
+        </w:numPr>
+        <w:spacing w:after="80"/>
+      </w:pPr>
+      <w:r>
+        <w:t xml:space="preserve">PUC water and sewer CCN (utility service areas)</w:t>
+      </w:r>
+    </w:p>
+    <w:p>
+      <w:pPr>
+        <w:pStyle w:val="ListParagraph"/>
+        <w:numPr>
+          <w:ilvl w:val="0"/>
+          <w:numId w:val="3"/>
+        </w:numPr>
+        <w:spacing w:after="80"/>
+      </w:pPr>
+      <w:r>
+        <w:t xml:space="preserve">Private comps from Comp Lake + county seed data</w:t>
+      </w:r>
+    </w:p>
+    <w:p>
+      <w:pPr>
+        <w:pStyle w:val="ListParagraph"/>
+        <w:numPr>
+          <w:ilvl w:val="0"/>
+          <w:numId w:val="3"/>
+        </w:numPr>
+        <w:spacing w:after="80"/>
+      </w:pPr>
+      <w:r>
+        <w:t xml:space="preserve">Nearby for-sale SF communities within radius</w:t>
+      </w:r>
+    </w:p>
+    <w:p>
+      <w:pPr>
+        <w:pStyle w:val="ListParagraph"/>
+        <w:numPr>
+          <w:ilvl w:val="0"/>
+          <w:numId w:val="3"/>
+        </w:numPr>
+        <w:spacing w:after="80"/>
+      </w:pPr>
+      <w:r>
+        <w:t xml:space="preserve">Owner contact via Forewarn (mock until production API key is configured)</w:t>
+      </w:r>
+    </w:p>
+    <w:p>
+      <w:pPr>
+        <w:pStyle w:val="ListParagraph"/>
+        <w:numPr>
+          <w:ilvl w:val="0"/>
+          <w:numId w:val="3"/>
+        </w:numPr>
+        <w:spacing w:after="80"/>
+      </w:pPr>
+      <w:r>
+        <w:t xml:space="preserve">Entitlement score 0–100 and Develop / Sell / Retail recommendation</w:t>
       </w:r>
     </w:p>
     <w:p>
@@ -696,46 +1268,46 @@
         <w:pStyle w:val="Heading3"/>
       </w:pPr>
       <w:r>
-        <w:t xml:space="preserve">id.land connection</w:t>
-      </w:r>
-    </w:p>
-    <w:p>
-      <w:pPr>
-        <w:pStyle w:val="ListParagraph"/>
-        <w:numPr>
-          <w:ilvl w:val="0"/>
-          <w:numId w:val="3"/>
-        </w:numPr>
-        <w:spacing w:after="80"/>
-      </w:pPr>
-      <w:r>
-        <w:t xml:space="preserve">Enter your id.land email and password, or paste a Bearer token under Advanced.</w:t>
-      </w:r>
-    </w:p>
-    <w:p>
-      <w:pPr>
-        <w:pStyle w:val="ListParagraph"/>
-        <w:numPr>
-          <w:ilvl w:val="0"/>
-          <w:numId w:val="3"/>
-        </w:numPr>
-        <w:spacing w:after="80"/>
-      </w:pPr>
-      <w:r>
-        <w:t xml:space="preserve">Token stays in your browser only — not committed to the app file.</w:t>
-      </w:r>
-    </w:p>
-    <w:p>
-      <w:pPr>
-        <w:pStyle w:val="ListParagraph"/>
-        <w:numPr>
-          <w:ilvl w:val="0"/>
-          <w:numId w:val="3"/>
-        </w:numPr>
-        <w:spacing w:after="80"/>
-      </w:pPr>
-      <w:r>
-        <w:t xml:space="preserve">With a valid token, parcel and comp fields upgrade from MOCK to LIVE.</w:t>
+        <w:t xml:space="preserve">id.land connection (optional, recommended)</w:t>
+      </w:r>
+    </w:p>
+    <w:p>
+      <w:pPr>
+        <w:pStyle w:val="ListParagraph"/>
+        <w:numPr>
+          <w:ilvl w:val="0"/>
+          <w:numId w:val="3"/>
+        </w:numPr>
+        <w:spacing w:after="80"/>
+      </w:pPr>
+      <w:r>
+        <w:t xml:space="preserve">Enter id.land email/password or paste a Bearer token under Advanced.</w:t>
+      </w:r>
+    </w:p>
+    <w:p>
+      <w:pPr>
+        <w:pStyle w:val="ListParagraph"/>
+        <w:numPr>
+          <w:ilvl w:val="0"/>
+          <w:numId w:val="3"/>
+        </w:numPr>
+        <w:spacing w:after="80"/>
+      </w:pPr>
+      <w:r>
+        <w:t xml:space="preserve">Token stays in your browser only — never stored in the repo.</w:t>
+      </w:r>
+    </w:p>
+    <w:p>
+      <w:pPr>
+        <w:pStyle w:val="ListParagraph"/>
+        <w:numPr>
+          <w:ilvl w:val="0"/>
+          <w:numId w:val="3"/>
+        </w:numPr>
+        <w:spacing w:after="80"/>
+      </w:pPr>
+      <w:r>
+        <w:t xml:space="preserve">Live token upgrades parcel geometry, land use, and market comps from MOCK to LIVE.</w:t>
       </w:r>
     </w:p>
     <w:p>
@@ -751,33 +1323,33 @@
         <w:pStyle w:val="Heading3"/>
       </w:pPr>
       <w:r>
-        <w:t xml:space="preserve">Viewing deals</w:t>
-      </w:r>
-    </w:p>
-    <w:p>
-      <w:pPr>
-        <w:pStyle w:val="ListParagraph"/>
-        <w:numPr>
-          <w:ilvl w:val="0"/>
-          <w:numId w:val="3"/>
-        </w:numPr>
-        <w:spacing w:after="80"/>
-      </w:pPr>
-      <w:r>
-        <w:t xml:space="preserve">Table view: sortable list with status, route, entitlement score pill.</w:t>
-      </w:r>
-    </w:p>
-    <w:p>
-      <w:pPr>
-        <w:pStyle w:val="ListParagraph"/>
-        <w:numPr>
-          <w:ilvl w:val="0"/>
-          <w:numId w:val="3"/>
-        </w:numPr>
-        <w:spacing w:after="80"/>
-      </w:pPr>
-      <w:r>
-        <w:t xml:space="preserve">Cards view: mobile-friendly cards with comp band summary.</w:t>
+        <w:t xml:space="preserve">Views</w:t>
+      </w:r>
+    </w:p>
+    <w:p>
+      <w:pPr>
+        <w:pStyle w:val="ListParagraph"/>
+        <w:numPr>
+          <w:ilvl w:val="0"/>
+          <w:numId w:val="3"/>
+        </w:numPr>
+        <w:spacing w:after="80"/>
+      </w:pPr>
+      <w:r>
+        <w:t xml:space="preserve">Table view: sortable columns, status, route badge, entitlement pill.</w:t>
+      </w:r>
+    </w:p>
+    <w:p>
+      <w:pPr>
+        <w:pStyle w:val="ListParagraph"/>
+        <w:numPr>
+          <w:ilvl w:val="0"/>
+          <w:numId w:val="3"/>
+        </w:numPr>
+        <w:spacing w:after="80"/>
+      </w:pPr>
+      <w:r>
+        <w:t xml:space="preserve">Cards view: better on phone — acreage, comp band, bottleneck flag.</w:t>
       </w:r>
     </w:p>
     <w:p>
@@ -811,20 +1383,20 @@
         <w:spacing w:after="80"/>
       </w:pPr>
       <w:r>
-        <w:t xml:space="preserve">+ From Intake: scroll to intake after running Automation 1.</w:t>
-      </w:r>
-    </w:p>
-    <w:p>
-      <w:pPr>
-        <w:pStyle w:val="ListParagraph"/>
-        <w:numPr>
-          <w:ilvl w:val="0"/>
-          <w:numId w:val="3"/>
-        </w:numPr>
-        <w:spacing w:after="80"/>
-      </w:pPr>
-      <w:r>
-        <w:t xml:space="preserve">+ Quick Add: manual entry without enrichment (run Automation 1 later).</w:t>
+        <w:t xml:space="preserve">From Intake: after Automation 1, click + Add to Pipeline.</w:t>
+      </w:r>
+    </w:p>
+    <w:p>
+      <w:pPr>
+        <w:pStyle w:val="ListParagraph"/>
+        <w:numPr>
+          <w:ilvl w:val="0"/>
+          <w:numId w:val="3"/>
+        </w:numPr>
+        <w:spacing w:after="80"/>
+      </w:pPr>
+      <w:r>
+        <w:t xml:space="preserve">Quick Add: manual entry without enrichment — run Automation 1 later from the deal modal.</w:t>
       </w:r>
     </w:p>
     <w:p>
@@ -832,33 +1404,33 @@
         <w:pStyle w:val="Heading3"/>
       </w:pPr>
       <w:r>
-        <w:t xml:space="preserve">Deal modal sections</w:t>
-      </w:r>
-    </w:p>
-    <w:p>
-      <w:pPr>
-        <w:pStyle w:val="ListParagraph"/>
-        <w:numPr>
-          <w:ilvl w:val="0"/>
-          <w:numId w:val="3"/>
-        </w:numPr>
-        <w:spacing w:after="80"/>
-      </w:pPr>
-      <w:r>
-        <w:t xml:space="preserve">Entitlement Score: 0–100 with Develop / Sell / Retail recommendation</w:t>
-      </w:r>
-    </w:p>
-    <w:p>
-      <w:pPr>
-        <w:pStyle w:val="ListParagraph"/>
-        <w:numPr>
-          <w:ilvl w:val="0"/>
-          <w:numId w:val="3"/>
-        </w:numPr>
-        <w:spacing w:after="80"/>
-      </w:pPr>
-      <w:r>
-        <w:t xml:space="preserve">Enriched property data, tax history, utilities</w:t>
+        <w:t xml:space="preserve">Deal modal — key sections</w:t>
+      </w:r>
+    </w:p>
+    <w:p>
+      <w:pPr>
+        <w:pStyle w:val="ListParagraph"/>
+        <w:numPr>
+          <w:ilvl w:val="0"/>
+          <w:numId w:val="3"/>
+        </w:numPr>
+        <w:spacing w:after="80"/>
+      </w:pPr>
+      <w:r>
+        <w:t xml:space="preserve">Entitlement Score and route recommendation</w:t>
+      </w:r>
+    </w:p>
+    <w:p>
+      <w:pPr>
+        <w:pStyle w:val="ListParagraph"/>
+        <w:numPr>
+          <w:ilvl w:val="0"/>
+          <w:numId w:val="3"/>
+        </w:numPr>
+        <w:spacing w:after="80"/>
+      </w:pPr>
+      <w:r>
+        <w:t xml:space="preserve">Enriched property, tax history, utilities, flood</w:t>
       </w:r>
     </w:p>
     <w:p>
@@ -884,33 +1456,46 @@
         <w:spacing w:after="80"/>
       </w:pPr>
       <w:r>
-        <w:t xml:space="preserve">Outreach CRM: status, sequence, touches, outcome</w:t>
-      </w:r>
-    </w:p>
-    <w:p>
-      <w:pPr>
-        <w:pStyle w:val="ListParagraph"/>
-        <w:numPr>
-          <w:ilvl w:val="0"/>
-          <w:numId w:val="3"/>
-        </w:numPr>
-        <w:spacing w:after="80"/>
-      </w:pPr>
-      <w:r>
-        <w:t xml:space="preserve">Margin analysis: entitled value, flip, retail commission</w:t>
-      </w:r>
-    </w:p>
-    <w:p>
-      <w:pPr>
-        <w:pStyle w:val="ListParagraph"/>
-        <w:numPr>
-          <w:ilvl w:val="0"/>
-          <w:numId w:val="3"/>
-        </w:numPr>
-        <w:spacing w:after="80"/>
-      </w:pPr>
-      <w:r>
-        <w:t xml:space="preserve">Internal Memo / Client Memo: printable deal summary</w:t>
+        <w:t xml:space="preserve">Owner contact panel (internal view shows phones; client view redacts)</w:t>
+      </w:r>
+    </w:p>
+    <w:p>
+      <w:pPr>
+        <w:pStyle w:val="ListParagraph"/>
+        <w:numPr>
+          <w:ilvl w:val="0"/>
+          <w:numId w:val="3"/>
+        </w:numPr>
+        <w:spacing w:after="80"/>
+      </w:pPr>
+      <w:r>
+        <w:t xml:space="preserve">Outreach CRM: contact status, sequence, touches</w:t>
+      </w:r>
+    </w:p>
+    <w:p>
+      <w:pPr>
+        <w:pStyle w:val="ListParagraph"/>
+        <w:numPr>
+          <w:ilvl w:val="0"/>
+          <w:numId w:val="3"/>
+        </w:numPr>
+        <w:spacing w:after="80"/>
+      </w:pPr>
+      <w:r>
+        <w:t xml:space="preserve">Margin analysis: entitled value, flip spread, retail commission</w:t>
+      </w:r>
+    </w:p>
+    <w:p>
+      <w:pPr>
+        <w:pStyle w:val="ListParagraph"/>
+        <w:numPr>
+          <w:ilvl w:val="0"/>
+          <w:numId w:val="3"/>
+        </w:numPr>
+        <w:spacing w:after="80"/>
+      </w:pPr>
+      <w:r>
+        <w:t xml:space="preserve">Deal Memo: printable PDF-style summary for partners or sellers</w:t>
       </w:r>
     </w:p>
     <w:p>
@@ -926,46 +1511,46 @@
         <w:spacing w:after="120"/>
       </w:pPr>
       <w:r>
-        <w:t xml:space="preserve">Assign each deal to the best path using the route dropdown on the card or in the modal.</w:t>
-      </w:r>
-    </w:p>
-    <w:p>
-      <w:pPr>
-        <w:pStyle w:val="ListParagraph"/>
-        <w:numPr>
-          <w:ilvl w:val="0"/>
-          <w:numId w:val="3"/>
-        </w:numPr>
-        <w:spacing w:after="80"/>
-      </w:pPr>
-      <w:r>
-        <w:t xml:space="preserve">Develop / Entitle: utilities and SF spillover support entitlement</w:t>
-      </w:r>
-    </w:p>
-    <w:p>
-      <w:pPr>
-        <w:pStyle w:val="ListParagraph"/>
-        <w:numPr>
-          <w:ilvl w:val="0"/>
-          <w:numId w:val="3"/>
-        </w:numPr>
-        <w:spacing w:after="80"/>
-      </w:pPr>
-      <w:r>
-        <w:t xml:space="preserve">Sell (Flip): comp-supported flip where sewer is the bottleneck</w:t>
-      </w:r>
-    </w:p>
-    <w:p>
-      <w:pPr>
-        <w:pStyle w:val="ListParagraph"/>
-        <w:numPr>
-          <w:ilvl w:val="0"/>
-          <w:numId w:val="3"/>
-        </w:numPr>
-        <w:spacing w:after="80"/>
-      </w:pPr>
-      <w:r>
-        <w:t xml:space="preserve">Retail: smaller tracts or brokerage commission plays</w:t>
+        <w:t xml:space="preserve">Every deal gets a route — use the dropdown on the card or in the modal.</w:t>
+      </w:r>
+    </w:p>
+    <w:p>
+      <w:pPr>
+        <w:pStyle w:val="ListParagraph"/>
+        <w:numPr>
+          <w:ilvl w:val="0"/>
+          <w:numId w:val="3"/>
+        </w:numPr>
+        <w:spacing w:after="80"/>
+      </w:pPr>
+      <w:r>
+        <w:t xml:space="preserve">Develop / Entitle: sewer/utilities and builder spillover support entitlement plays</w:t>
+      </w:r>
+    </w:p>
+    <w:p>
+      <w:pPr>
+        <w:pStyle w:val="ListParagraph"/>
+        <w:numPr>
+          <w:ilvl w:val="0"/>
+          <w:numId w:val="3"/>
+        </w:numPr>
+        <w:spacing w:after="80"/>
+      </w:pPr>
+      <w:r>
+        <w:t xml:space="preserve">Sell (Flip): comp-supported acquisition where entitlement is the bottleneck</w:t>
+      </w:r>
+    </w:p>
+    <w:p>
+      <w:pPr>
+        <w:pStyle w:val="ListParagraph"/>
+        <w:numPr>
+          <w:ilvl w:val="0"/>
+          <w:numId w:val="3"/>
+        </w:numPr>
+        <w:spacing w:after="80"/>
+      </w:pPr>
+      <w:r>
+        <w:t xml:space="preserve">Retail: smaller tracts or straight brokerage/listing plays</w:t>
       </w:r>
     </w:p>
     <w:p>
@@ -973,7 +1558,7 @@
         <w:spacing w:after="120"/>
       </w:pPr>
       <w:r>
-        <w:t xml:space="preserve">Use the Silos tab to see lane counts and acres at a glance.</w:t>
+        <w:t xml:space="preserve">Silos tab shows lane counts and total acres. Entitlement-bottlenecked tracts are excluded from outreach queues.</w:t>
       </w:r>
     </w:p>
     <w:p>
@@ -981,7 +1566,556 @@
         <w:pStyle w:val="Heading1"/>
       </w:pPr>
       <w:r>
-        <w:t xml:space="preserve">4. Outreach — Owner Contact</w:t>
+        <w:t xml:space="preserve">4. Outreach — Reach Owners</w:t>
+      </w:r>
+    </w:p>
+    <w:p>
+      <w:pPr>
+        <w:pStyle w:val="Heading2"/>
+      </w:pPr>
+      <w:r>
+        <w:t xml:space="preserve">Choose your path (important)</w:t>
+      </w:r>
+    </w:p>
+    <w:tbl>
+      <w:tblPr>
+        <w:tblW w:type="dxa" w:w="9360"/>
+        <w:tblBorders>
+          <w:top w:val="single" w:color="auto" w:sz="4"/>
+          <w:left w:val="single" w:color="auto" w:sz="4"/>
+          <w:bottom w:val="single" w:color="auto" w:sz="4"/>
+          <w:right w:val="single" w:color="auto" w:sz="4"/>
+          <w:insideH w:val="single" w:color="auto" w:sz="4"/>
+          <w:insideV w:val="single" w:color="auto" w:sz="4"/>
+        </w:tblBorders>
+      </w:tblPr>
+      <w:tblGrid>
+        <w:gridCol w:w="2200"/>
+        <w:gridCol w:w="3000"/>
+        <w:gridCol w:w="4160"/>
+      </w:tblGrid>
+      <w:tr>
+        <w:tc>
+          <w:tcPr>
+            <w:tcW w:type="dxa" w:w="2200"/>
+            <w:tcBorders>
+              <w:top w:val="single" w:color="CCCCCC" w:sz="1"/>
+              <w:left w:val="single" w:color="CCCCCC" w:sz="1"/>
+              <w:bottom w:val="single" w:color="CCCCCC" w:sz="1"/>
+              <w:right w:val="single" w:color="CCCCCC" w:sz="1"/>
+            </w:tcBorders>
+            <w:shd w:fill="E8E0D0" w:val="clear"/>
+            <w:tcMar>
+              <w:top w:type="dxa" w:w="80"/>
+              <w:left w:type="dxa" w:w="120"/>
+              <w:bottom w:type="dxa" w:w="80"/>
+              <w:right w:type="dxa" w:w="120"/>
+            </w:tcMar>
+          </w:tcPr>
+          <w:p>
+            <w:r>
+              <w:rPr>
+                <w:b/>
+                <w:bCs/>
+              </w:rPr>
+              <w:t xml:space="preserve">Method</w:t>
+            </w:r>
+          </w:p>
+        </w:tc>
+        <w:tc>
+          <w:tcPr>
+            <w:tcW w:type="dxa" w:w="3000"/>
+            <w:tcBorders>
+              <w:top w:val="single" w:color="CCCCCC" w:sz="1"/>
+              <w:left w:val="single" w:color="CCCCCC" w:sz="1"/>
+              <w:bottom w:val="single" w:color="CCCCCC" w:sz="1"/>
+              <w:right w:val="single" w:color="CCCCCC" w:sz="1"/>
+            </w:tcBorders>
+            <w:shd w:fill="E8E0D0" w:val="clear"/>
+            <w:tcMar>
+              <w:top w:type="dxa" w:w="80"/>
+              <w:left w:type="dxa" w:w="120"/>
+              <w:bottom w:type="dxa" w:w="80"/>
+              <w:right w:type="dxa" w:w="120"/>
+            </w:tcMar>
+          </w:tcPr>
+          <w:p>
+            <w:r>
+              <w:rPr>
+                <w:b/>
+                <w:bCs/>
+              </w:rPr>
+              <w:t xml:space="preserve">DNC vendor needed?</w:t>
+            </w:r>
+          </w:p>
+        </w:tc>
+        <w:tc>
+          <w:tcPr>
+            <w:tcW w:type="dxa" w:w="4160"/>
+            <w:tcBorders>
+              <w:top w:val="single" w:color="CCCCCC" w:sz="1"/>
+              <w:left w:val="single" w:color="CCCCCC" w:sz="1"/>
+              <w:bottom w:val="single" w:color="CCCCCC" w:sz="1"/>
+              <w:right w:val="single" w:color="CCCCCC" w:sz="1"/>
+            </w:tcBorders>
+            <w:shd w:fill="E8E0D0" w:val="clear"/>
+            <w:tcMar>
+              <w:top w:type="dxa" w:w="80"/>
+              <w:left w:type="dxa" w:w="120"/>
+              <w:bottom w:type="dxa" w:w="80"/>
+              <w:right w:type="dxa" w:w="120"/>
+            </w:tcMar>
+          </w:tcPr>
+          <w:p>
+            <w:r>
+              <w:rPr>
+                <w:b/>
+                <w:bCs/>
+              </w:rPr>
+              <w:t xml:space="preserve">When to use</w:t>
+            </w:r>
+          </w:p>
+        </w:tc>
+      </w:tr>
+      <w:tr>
+        <w:tc>
+          <w:tcPr>
+            <w:tcW w:type="dxa" w:w="2200"/>
+            <w:tcBorders>
+              <w:top w:val="single" w:color="CCCCCC" w:sz="1"/>
+              <w:left w:val="single" w:color="CCCCCC" w:sz="1"/>
+              <w:bottom w:val="single" w:color="CCCCCC" w:sz="1"/>
+              <w:right w:val="single" w:color="CCCCCC" w:sz="1"/>
+            </w:tcBorders>
+            <w:shd w:fill="FFFFFF" w:val="clear"/>
+            <w:tcMar>
+              <w:top w:type="dxa" w:w="80"/>
+              <w:left w:type="dxa" w:w="120"/>
+              <w:bottom w:type="dxa" w:w="80"/>
+              <w:right w:type="dxa" w:w="120"/>
+            </w:tcMar>
+          </w:tcPr>
+          <w:p>
+            <w:r>
+              <w:rPr>
+                <w:b w:val="false"/>
+                <w:bCs w:val="false"/>
+              </w:rPr>
+              <w:t xml:space="preserve">Direct mail (recommended)</w:t>
+            </w:r>
+          </w:p>
+        </w:tc>
+        <w:tc>
+          <w:tcPr>
+            <w:tcW w:type="dxa" w:w="3000"/>
+            <w:tcBorders>
+              <w:top w:val="single" w:color="CCCCCC" w:sz="1"/>
+              <w:left w:val="single" w:color="CCCCCC" w:sz="1"/>
+              <w:bottom w:val="single" w:color="CCCCCC" w:sz="1"/>
+              <w:right w:val="single" w:color="CCCCCC" w:sz="1"/>
+            </w:tcBorders>
+            <w:shd w:fill="FFFFFF" w:val="clear"/>
+            <w:tcMar>
+              <w:top w:type="dxa" w:w="80"/>
+              <w:left w:type="dxa" w:w="120"/>
+              <w:bottom w:type="dxa" w:w="80"/>
+              <w:right w:type="dxa" w:w="120"/>
+            </w:tcMar>
+          </w:tcPr>
+          <w:p>
+            <w:r>
+              <w:rPr>
+                <w:b w:val="false"/>
+                <w:bCs w:val="false"/>
+              </w:rPr>
+              <w:t xml:space="preserve">No</w:t>
+            </w:r>
+          </w:p>
+        </w:tc>
+        <w:tc>
+          <w:tcPr>
+            <w:tcW w:type="dxa" w:w="4160"/>
+            <w:tcBorders>
+              <w:top w:val="single" w:color="CCCCCC" w:sz="1"/>
+              <w:left w:val="single" w:color="CCCCCC" w:sz="1"/>
+              <w:bottom w:val="single" w:color="CCCCCC" w:sz="1"/>
+              <w:right w:val="single" w:color="CCCCCC" w:sz="1"/>
+            </w:tcBorders>
+            <w:shd w:fill="FFFFFF" w:val="clear"/>
+            <w:tcMar>
+              <w:top w:type="dxa" w:w="80"/>
+              <w:left w:type="dxa" w:w="120"/>
+              <w:bottom w:type="dxa" w:w="80"/>
+              <w:right w:type="dxa" w:w="120"/>
+            </w:tcMar>
+          </w:tcPr>
+          <w:p>
+            <w:r>
+              <w:rPr>
+                <w:b w:val="false"/>
+                <w:bCs w:val="false"/>
+              </w:rPr>
+              <w:t xml:space="preserve">Letters and Avery labels — start here</w:t>
+            </w:r>
+          </w:p>
+        </w:tc>
+      </w:tr>
+      <w:tr>
+        <w:tc>
+          <w:tcPr>
+            <w:tcW w:type="dxa" w:w="2200"/>
+            <w:tcBorders>
+              <w:top w:val="single" w:color="CCCCCC" w:sz="1"/>
+              <w:left w:val="single" w:color="CCCCCC" w:sz="1"/>
+              <w:bottom w:val="single" w:color="CCCCCC" w:sz="1"/>
+              <w:right w:val="single" w:color="CCCCCC" w:sz="1"/>
+            </w:tcBorders>
+            <w:shd w:fill="FFFFFF" w:val="clear"/>
+            <w:tcMar>
+              <w:top w:type="dxa" w:w="80"/>
+              <w:left w:type="dxa" w:w="120"/>
+              <w:bottom w:type="dxa" w:w="80"/>
+              <w:right w:type="dxa" w:w="120"/>
+            </w:tcMar>
+          </w:tcPr>
+          <w:p>
+            <w:r>
+              <w:rPr>
+                <w:b w:val="false"/>
+                <w:bCs w:val="false"/>
+              </w:rPr>
+              <w:t xml:space="preserve">Cold texts</w:t>
+            </w:r>
+          </w:p>
+        </w:tc>
+        <w:tc>
+          <w:tcPr>
+            <w:tcW w:type="dxa" w:w="3000"/>
+            <w:tcBorders>
+              <w:top w:val="single" w:color="CCCCCC" w:sz="1"/>
+              <w:left w:val="single" w:color="CCCCCC" w:sz="1"/>
+              <w:bottom w:val="single" w:color="CCCCCC" w:sz="1"/>
+              <w:right w:val="single" w:color="CCCCCC" w:sz="1"/>
+            </w:tcBorders>
+            <w:shd w:fill="FFFFFF" w:val="clear"/>
+            <w:tcMar>
+              <w:top w:type="dxa" w:w="80"/>
+              <w:left w:type="dxa" w:w="120"/>
+              <w:bottom w:type="dxa" w:w="80"/>
+              <w:right w:type="dxa" w:w="120"/>
+            </w:tcMar>
+          </w:tcPr>
+          <w:p>
+            <w:r>
+              <w:rPr>
+                <w:b w:val="false"/>
+                <w:bCs w:val="false"/>
+              </w:rPr>
+              <w:t xml:space="preserve">Yes (e.g. DNCScrub)</w:t>
+            </w:r>
+          </w:p>
+        </w:tc>
+        <w:tc>
+          <w:tcPr>
+            <w:tcW w:type="dxa" w:w="4160"/>
+            <w:tcBorders>
+              <w:top w:val="single" w:color="CCCCCC" w:sz="1"/>
+              <w:left w:val="single" w:color="CCCCCC" w:sz="1"/>
+              <w:bottom w:val="single" w:color="CCCCCC" w:sz="1"/>
+              <w:right w:val="single" w:color="CCCCCC" w:sz="1"/>
+            </w:tcBorders>
+            <w:shd w:fill="FFFFFF" w:val="clear"/>
+            <w:tcMar>
+              <w:top w:type="dxa" w:w="80"/>
+              <w:left w:type="dxa" w:w="120"/>
+              <w:bottom w:type="dxa" w:w="80"/>
+              <w:right w:type="dxa" w:w="120"/>
+            </w:tcMar>
+          </w:tcPr>
+          <w:p>
+            <w:r>
+              <w:rPr>
+                <w:b w:val="false"/>
+                <w:bCs w:val="false"/>
+              </w:rPr>
+              <w:t xml:space="preserve">Only with federal DNC scrub configured</w:t>
+            </w:r>
+          </w:p>
+        </w:tc>
+      </w:tr>
+      <w:tr>
+        <w:tc>
+          <w:tcPr>
+            <w:tcW w:type="dxa" w:w="2200"/>
+            <w:tcBorders>
+              <w:top w:val="single" w:color="CCCCCC" w:sz="1"/>
+              <w:left w:val="single" w:color="CCCCCC" w:sz="1"/>
+              <w:bottom w:val="single" w:color="CCCCCC" w:sz="1"/>
+              <w:right w:val="single" w:color="CCCCCC" w:sz="1"/>
+            </w:tcBorders>
+            <w:shd w:fill="FFFFFF" w:val="clear"/>
+            <w:tcMar>
+              <w:top w:type="dxa" w:w="80"/>
+              <w:left w:type="dxa" w:w="120"/>
+              <w:bottom w:type="dxa" w:w="80"/>
+              <w:right w:type="dxa" w:w="120"/>
+            </w:tcMar>
+          </w:tcPr>
+          <w:p>
+            <w:r>
+              <w:rPr>
+                <w:b w:val="false"/>
+                <w:bCs w:val="false"/>
+              </w:rPr>
+              <w:t xml:space="preserve">Inbound website leads</w:t>
+            </w:r>
+          </w:p>
+        </w:tc>
+        <w:tc>
+          <w:tcPr>
+            <w:tcW w:type="dxa" w:w="3000"/>
+            <w:tcBorders>
+              <w:top w:val="single" w:color="CCCCCC" w:sz="1"/>
+              <w:left w:val="single" w:color="CCCCCC" w:sz="1"/>
+              <w:bottom w:val="single" w:color="CCCCCC" w:sz="1"/>
+              <w:right w:val="single" w:color="CCCCCC" w:sz="1"/>
+            </w:tcBorders>
+            <w:shd w:fill="FFFFFF" w:val="clear"/>
+            <w:tcMar>
+              <w:top w:type="dxa" w:w="80"/>
+              <w:left w:type="dxa" w:w="120"/>
+              <w:bottom w:type="dxa" w:w="80"/>
+              <w:right w:type="dxa" w:w="120"/>
+            </w:tcMar>
+          </w:tcPr>
+          <w:p>
+            <w:r>
+              <w:rPr>
+                <w:b w:val="false"/>
+                <w:bCs w:val="false"/>
+              </w:rPr>
+              <w:t xml:space="preserve">No</w:t>
+            </w:r>
+          </w:p>
+        </w:tc>
+        <w:tc>
+          <w:tcPr>
+            <w:tcW w:type="dxa" w:w="4160"/>
+            <w:tcBorders>
+              <w:top w:val="single" w:color="CCCCCC" w:sz="1"/>
+              <w:left w:val="single" w:color="CCCCCC" w:sz="1"/>
+              <w:bottom w:val="single" w:color="CCCCCC" w:sz="1"/>
+              <w:right w:val="single" w:color="CCCCCC" w:sz="1"/>
+            </w:tcBorders>
+            <w:shd w:fill="FFFFFF" w:val="clear"/>
+            <w:tcMar>
+              <w:top w:type="dxa" w:w="80"/>
+              <w:left w:type="dxa" w:w="120"/>
+              <w:bottom w:type="dxa" w:w="80"/>
+              <w:right w:type="dxa" w:w="120"/>
+            </w:tcMar>
+          </w:tcPr>
+          <w:p>
+            <w:r>
+              <w:rPr>
+                <w:b w:val="false"/>
+                <w:bCs w:val="false"/>
+              </w:rPr>
+              <w:t xml:space="preserve">They filled out your form — call or email back</w:t>
+            </w:r>
+          </w:p>
+        </w:tc>
+      </w:tr>
+    </w:tbl>
+    <w:p>
+      <w:pPr>
+        <w:spacing w:after="120"/>
+      </w:pPr>
+      <w:r>
+        <w:t xml:space="preserve">The app defaults to direct mail. The federal Do Not Call list does not apply to postal mail. Cold unsolicited texts carry TCPA risk ($500–$50,000+ per violation) without proper scrubbing.</w:t>
+      </w:r>
+    </w:p>
+    <w:p>
+      <w:pPr>
+        <w:pStyle w:val="Heading2"/>
+      </w:pPr>
+      <w:r>
+        <w:t xml:space="preserve">Direct mail workflow (2 steps)</w:t>
+      </w:r>
+    </w:p>
+    <w:p>
+      <w:pPr>
+        <w:pStyle w:val="ListParagraph"/>
+        <w:numPr>
+          <w:ilvl w:val="0"/>
+          <w:numId w:val="2"/>
+        </w:numPr>
+        <w:spacing w:after="80"/>
+      </w:pPr>
+      <w:r>
+        <w:t xml:space="preserve">Go to Outreach tab (mail tab is selected by default).</w:t>
+      </w:r>
+    </w:p>
+    <w:p>
+      <w:pPr>
+        <w:pStyle w:val="ListParagraph"/>
+        <w:numPr>
+          <w:ilvl w:val="0"/>
+          <w:numId w:val="2"/>
+        </w:numPr>
+        <w:spacing w:after="80"/>
+      </w:pPr>
+      <w:r>
+        <w:t xml:space="preserve">Click Build Mail List.</w:t>
+      </w:r>
+    </w:p>
+    <w:p>
+      <w:pPr>
+        <w:pStyle w:val="ListParagraph"/>
+        <w:numPr>
+          <w:ilvl w:val="0"/>
+          <w:numId w:val="2"/>
+        </w:numPr>
+        <w:spacing w:after="80"/>
+      </w:pPr>
+      <w:r>
+        <w:t xml:space="preserve">Step 1 — Pick tracts: check eligible deals (not entitlement-bottlenecked, has owner contact).</w:t>
+      </w:r>
+    </w:p>
+    <w:p>
+      <w:pPr>
+        <w:pStyle w:val="ListParagraph"/>
+        <w:numPr>
+          <w:ilvl w:val="0"/>
+          <w:numId w:val="2"/>
+        </w:numPr>
+        <w:spacing w:after="80"/>
+      </w:pPr>
+      <w:r>
+        <w:t xml:space="preserve">Click Build Mail Queue — no DNC scrub step.</w:t>
+      </w:r>
+    </w:p>
+    <w:p>
+      <w:pPr>
+        <w:pStyle w:val="ListParagraph"/>
+        <w:numPr>
+          <w:ilvl w:val="0"/>
+          <w:numId w:val="2"/>
+        </w:numPr>
+        <w:spacing w:after="80"/>
+      </w:pPr>
+      <w:r>
+        <w:t xml:space="preserve">Export CSV or Print Labels for Avery-style mail merge.</w:t>
+      </w:r>
+    </w:p>
+    <w:p>
+      <w:pPr>
+        <w:spacing w:after="120"/>
+      </w:pPr>
+      <w:r>
+        <w:t xml:space="preserve">Eligible deals need Forewarn owner contact and must not be flagged as entitlement bottlenecked.</w:t>
+      </w:r>
+    </w:p>
+    <w:p>
+      <w:pPr>
+        <w:pStyle w:val="Heading2"/>
+      </w:pPr>
+      <w:r>
+        <w:t xml:space="preserve">Cold texts workflow (advanced, 3 steps)</w:t>
+      </w:r>
+    </w:p>
+    <w:p>
+      <w:pPr>
+        <w:pStyle w:val="ListParagraph"/>
+        <w:numPr>
+          <w:ilvl w:val="0"/>
+          <w:numId w:val="2"/>
+        </w:numPr>
+        <w:spacing w:after="80"/>
+      </w:pPr>
+      <w:r>
+        <w:t xml:space="preserve">In Outreach, switch to the Cold texts tab OR choose Cold texts in the wizard mode picker.</w:t>
+      </w:r>
+    </w:p>
+    <w:p>
+      <w:pPr>
+        <w:pStyle w:val="ListParagraph"/>
+        <w:numPr>
+          <w:ilvl w:val="0"/>
+          <w:numId w:val="2"/>
+        </w:numPr>
+        <w:spacing w:after="80"/>
+      </w:pPr>
+      <w:r>
+        <w:t xml:space="preserve">Click Build Text List.</w:t>
+      </w:r>
+    </w:p>
+    <w:p>
+      <w:pPr>
+        <w:pStyle w:val="ListParagraph"/>
+        <w:numPr>
+          <w:ilvl w:val="0"/>
+          <w:numId w:val="2"/>
+        </w:numPr>
+        <w:spacing w:after="80"/>
+      </w:pPr>
+      <w:r>
+        <w:t xml:space="preserve">Step 1 — Pick tracts. Step 2 — Run Federal DNC Registry Scrub (requires DNC_SCRUB_API_KEY on Vercel). Step 3 — Review text queue.</w:t>
+      </w:r>
+    </w:p>
+    <w:p>
+      <w:pPr>
+        <w:pStyle w:val="ListParagraph"/>
+        <w:numPr>
+          <w:ilvl w:val="0"/>
+          <w:numId w:val="3"/>
+        </w:numPr>
+        <w:spacing w:after="80"/>
+      </w:pPr>
+      <w:r>
+        <w:t xml:space="preserve">Only DNC-cleared numbers can be queued.</w:t>
+      </w:r>
+    </w:p>
+    <w:p>
+      <w:pPr>
+        <w:pStyle w:val="ListParagraph"/>
+        <w:numPr>
+          <w:ilvl w:val="0"/>
+          <w:numId w:val="3"/>
+        </w:numPr>
+        <w:spacing w:after="80"/>
+      </w:pPr>
+      <w:r>
+        <w:t xml:space="preserve">Blocked numbers show DNC — DO NOT CONTACT.</w:t>
+      </w:r>
+    </w:p>
+    <w:p>
+      <w:pPr>
+        <w:pStyle w:val="ListParagraph"/>
+        <w:numPr>
+          <w:ilvl w:val="0"/>
+          <w:numId w:val="3"/>
+        </w:numPr>
+        <w:spacing w:after="80"/>
+      </w:pPr>
+      <w:r>
+        <w:t xml:space="preserve">Edit template with {{owner_name}} and {{county}} merge fields.</w:t>
+      </w:r>
+    </w:p>
+    <w:p>
+      <w:pPr>
+        <w:spacing w:after="120"/>
+      </w:pPr>
+      <w:r>
+        <w:t xml:space="preserve">Until a DNC vendor API key is configured, scrub runs in mock mode for testing only — do not send real cold texts against mock results.</w:t>
+      </w:r>
+    </w:p>
+    <w:p>
+      <w:pPr>
+        <w:pStyle w:val="Heading1"/>
+      </w:pPr>
+      <w:r>
+        <w:t xml:space="preserve">5. Intel — Moat Intelligence</w:t>
       </w:r>
     </w:p>
     <w:p>
@@ -989,46 +2123,46 @@
         <w:pStyle w:val="Heading3"/>
       </w:pPr>
       <w:r>
-        <w:t xml:space="preserve">Build Outreach List wizard (3 steps — cannot skip)</w:t>
-      </w:r>
-    </w:p>
-    <w:p>
-      <w:pPr>
-        <w:pStyle w:val="ListParagraph"/>
-        <w:numPr>
-          <w:ilvl w:val="0"/>
-          <w:numId w:val="2"/>
-        </w:numPr>
-        <w:spacing w:after="80"/>
-      </w:pPr>
-      <w:r>
-        <w:t xml:space="preserve">Filter: only enriched, non-bottlenecked deals with owner contact are eligible.</w:t>
-      </w:r>
-    </w:p>
-    <w:p>
-      <w:pPr>
-        <w:pStyle w:val="ListParagraph"/>
-        <w:numPr>
-          <w:ilvl w:val="0"/>
-          <w:numId w:val="2"/>
-        </w:numPr>
-        <w:spacing w:after="80"/>
-      </w:pPr>
-      <w:r>
-        <w:t xml:space="preserve">DNC Scrub: run Federal DNC Registry scrub on every number (required).</w:t>
-      </w:r>
-    </w:p>
-    <w:p>
-      <w:pPr>
-        <w:pStyle w:val="ListParagraph"/>
-        <w:numPr>
-          <w:ilvl w:val="0"/>
-          <w:numId w:val="2"/>
-        </w:numPr>
-        <w:spacing w:after="80"/>
-      </w:pPr>
-      <w:r>
-        <w:t xml:space="preserve">Queue: cleared numbers go to text queue; mail pieces go to direct mail.</w:t>
+        <w:t xml:space="preserve">Comp Lake</w:t>
+      </w:r>
+    </w:p>
+    <w:p>
+      <w:pPr>
+        <w:pStyle w:val="ListParagraph"/>
+        <w:numPr>
+          <w:ilvl w:val="0"/>
+          <w:numId w:val="3"/>
+        </w:numPr>
+        <w:spacing w:after="80"/>
+      </w:pPr>
+      <w:r>
+        <w:t xml:space="preserve">+ Log Comp: record off-market sales (county, submarket, $/ac, buyer, date, notes).</w:t>
+      </w:r>
+    </w:p>
+    <w:p>
+      <w:pPr>
+        <w:pStyle w:val="ListParagraph"/>
+        <w:numPr>
+          <w:ilvl w:val="0"/>
+          <w:numId w:val="3"/>
+        </w:numPr>
+        <w:spacing w:after="80"/>
+      </w:pPr>
+      <w:r>
+        <w:t xml:space="preserve">Comps feed entitlement scoring and margin bands for that county.</w:t>
+      </w:r>
+    </w:p>
+    <w:p>
+      <w:pPr>
+        <w:pStyle w:val="ListParagraph"/>
+        <w:numPr>
+          <w:ilvl w:val="0"/>
+          <w:numId w:val="3"/>
+        </w:numPr>
+        <w:spacing w:after="80"/>
+      </w:pPr>
+      <w:r>
+        <w:t xml:space="preserve">Texas non-disclosure: logged comps are proprietary — this is your moat.</w:t>
       </w:r>
     </w:p>
     <w:p>
@@ -1036,46 +2170,15 @@
         <w:pStyle w:val="Heading3"/>
       </w:pPr>
       <w:r>
-        <w:t xml:space="preserve">Text queue</w:t>
-      </w:r>
-    </w:p>
-    <w:p>
-      <w:pPr>
-        <w:pStyle w:val="ListParagraph"/>
-        <w:numPr>
-          <w:ilvl w:val="0"/>
-          <w:numId w:val="3"/>
-        </w:numPr>
-        <w:spacing w:after="80"/>
-      </w:pPr>
-      <w:r>
-        <w:t xml:space="preserve">Edit the template — use {{owner_name}} and {{county}} merge fields.</w:t>
-      </w:r>
-    </w:p>
-    <w:p>
-      <w:pPr>
-        <w:pStyle w:val="ListParagraph"/>
-        <w:numPr>
-          <w:ilvl w:val="0"/>
-          <w:numId w:val="3"/>
-        </w:numPr>
-        <w:spacing w:after="80"/>
-      </w:pPr>
-      <w:r>
-        <w:t xml:space="preserve">Only DNC-cleared numbers can be queued.</w:t>
-      </w:r>
-    </w:p>
-    <w:p>
-      <w:pPr>
-        <w:pStyle w:val="ListParagraph"/>
-        <w:numPr>
-          <w:ilvl w:val="0"/>
-          <w:numId w:val="3"/>
-        </w:numPr>
-        <w:spacing w:after="80"/>
-      </w:pPr>
-      <w:r>
-        <w:t xml:space="preserve">Blocked numbers stay labeled DNC — DO NOT CONTACT.</w:t>
+        <w:t xml:space="preserve">Plat &amp; Development Alerts</w:t>
+      </w:r>
+    </w:p>
+    <w:p>
+      <w:pPr>
+        <w:spacing w:after="120"/>
+      </w:pPr>
+      <w:r>
+        <w:t xml:space="preserve">Plat filings within ~8 miles of pipeline deals in the same county. Builder adjacency often drives the thesis.</w:t>
       </w:r>
     </w:p>
     <w:p>
@@ -1083,33 +2186,91 @@
         <w:pStyle w:val="Heading3"/>
       </w:pPr>
       <w:r>
-        <w:t xml:space="preserve">Direct mail</w:t>
-      </w:r>
-    </w:p>
-    <w:p>
-      <w:pPr>
-        <w:pStyle w:val="ListParagraph"/>
-        <w:numPr>
-          <w:ilvl w:val="0"/>
-          <w:numId w:val="3"/>
-        </w:numPr>
-        <w:spacing w:after="80"/>
-      </w:pPr>
-      <w:r>
-        <w:t xml:space="preserve">Export CSV for mail merge.</w:t>
-      </w:r>
-    </w:p>
-    <w:p>
-      <w:pPr>
-        <w:pStyle w:val="ListParagraph"/>
-        <w:numPr>
-          <w:ilvl w:val="0"/>
-          <w:numId w:val="3"/>
-        </w:numPr>
-        <w:spacing w:after="80"/>
-      </w:pPr>
-      <w:r>
-        <w:t xml:space="preserve">Print Labels opens a print-ready Avery-style label view.</w:t>
+        <w:t xml:space="preserve">Website Leads</w:t>
+      </w:r>
+    </w:p>
+    <w:p>
+      <w:pPr>
+        <w:spacing w:after="120"/>
+      </w:pPr>
+      <w:r>
+        <w:t xml:space="preserve">Same inbound leads from barntobank.com — refresh, review, and mark contacted/converted from Intel or Intake.</w:t>
+      </w:r>
+    </w:p>
+    <w:p>
+      <w:pPr>
+        <w:pStyle w:val="Heading3"/>
+      </w:pPr>
+      <w:r>
+        <w:t xml:space="preserve">Outreach Audit Log</w:t>
+      </w:r>
+    </w:p>
+    <w:p>
+      <w:pPr>
+        <w:spacing w:after="120"/>
+      </w:pPr>
+      <w:r>
+        <w:t xml:space="preserve">Timestamped trail: DNC scrubs, queued texts, mail queue builds, comp logs, bundle import/export, cloud sync.</w:t>
+      </w:r>
+    </w:p>
+    <w:p>
+      <w:pPr>
+        <w:pStyle w:val="Heading3"/>
+      </w:pPr>
+      <w:r>
+        <w:t xml:space="preserve">Team Moat Sync</w:t>
+      </w:r>
+    </w:p>
+    <w:p>
+      <w:pPr>
+        <w:pStyle w:val="ListParagraph"/>
+        <w:numPr>
+          <w:ilvl w:val="0"/>
+          <w:numId w:val="3"/>
+        </w:numPr>
+        <w:spacing w:after="80"/>
+      </w:pPr>
+      <w:r>
+        <w:t xml:space="preserve">Cloud Sync: merges local browser data with Supabase team bundle (deals, comps, audit, outreach).</w:t>
+      </w:r>
+    </w:p>
+    <w:p>
+      <w:pPr>
+        <w:pStyle w:val="ListParagraph"/>
+        <w:numPr>
+          <w:ilvl w:val="0"/>
+          <w:numId w:val="3"/>
+        </w:numPr>
+        <w:spacing w:after="80"/>
+      </w:pPr>
+      <w:r>
+        <w:t xml:space="preserve">Export Bundle: download JSON backup or email to a partner.</w:t>
+      </w:r>
+    </w:p>
+    <w:p>
+      <w:pPr>
+        <w:pStyle w:val="ListParagraph"/>
+        <w:numPr>
+          <w:ilvl w:val="0"/>
+          <w:numId w:val="3"/>
+        </w:numPr>
+        <w:spacing w:after="80"/>
+      </w:pPr>
+      <w:r>
+        <w:t xml:space="preserve">Import Bundle: upload a teammate's JSON file.</w:t>
+      </w:r>
+    </w:p>
+    <w:p>
+      <w:pPr>
+        <w:pStyle w:val="ListParagraph"/>
+        <w:numPr>
+          <w:ilvl w:val="0"/>
+          <w:numId w:val="3"/>
+        </w:numPr>
+        <w:spacing w:after="80"/>
+      </w:pPr>
+      <w:r>
+        <w:t xml:space="preserve">Status bar shows Supabase connection and last sync time.</w:t>
       </w:r>
     </w:p>
     <w:p>
@@ -1117,62 +2278,80 @@
         <w:pStyle w:val="Heading1"/>
       </w:pPr>
       <w:r>
-        <w:t xml:space="preserve">5. Intel — Moat Intelligence</w:t>
-      </w:r>
-    </w:p>
-    <w:p>
-      <w:pPr>
-        <w:pStyle w:val="Heading3"/>
-      </w:pPr>
-      <w:r>
-        <w:t xml:space="preserve">Comp Lake</w:t>
-      </w:r>
-    </w:p>
-    <w:p>
-      <w:pPr>
-        <w:pStyle w:val="ListParagraph"/>
-        <w:numPr>
-          <w:ilvl w:val="0"/>
-          <w:numId w:val="3"/>
-        </w:numPr>
-        <w:spacing w:after="80"/>
-      </w:pPr>
-      <w:r>
-        <w:t xml:space="preserve">Click + Log Comp to record off-market sales (county, submarket, $/ac, buyer, date).</w:t>
-      </w:r>
-    </w:p>
-    <w:p>
-      <w:pPr>
-        <w:pStyle w:val="ListParagraph"/>
-        <w:numPr>
-          <w:ilvl w:val="0"/>
-          <w:numId w:val="3"/>
-        </w:numPr>
-        <w:spacing w:after="80"/>
-      </w:pPr>
-      <w:r>
-        <w:t xml:space="preserve">Comps feed entitlement scoring and margin analysis for that county.</w:t>
-      </w:r>
-    </w:p>
-    <w:p>
-      <w:pPr>
-        <w:pStyle w:val="ListParagraph"/>
-        <w:numPr>
-          <w:ilvl w:val="0"/>
-          <w:numId w:val="3"/>
-        </w:numPr>
-        <w:spacing w:after="80"/>
-      </w:pPr>
-      <w:r>
-        <w:t xml:space="preserve">Texas non-disclosure: every comp you log is proprietary moat data.</w:t>
-      </w:r>
-    </w:p>
-    <w:p>
-      <w:pPr>
-        <w:pStyle w:val="Heading3"/>
-      </w:pPr>
-      <w:r>
-        <w:t xml:space="preserve">Plat &amp; Development Alerts</w:t>
+        <w:t xml:space="preserve">6. Working With Your Team</w:t>
+      </w:r>
+    </w:p>
+    <w:p>
+      <w:pPr>
+        <w:pStyle w:val="ListParagraph"/>
+        <w:numPr>
+          <w:ilvl w:val="0"/>
+          <w:numId w:val="3"/>
+        </w:numPr>
+        <w:spacing w:after="80"/>
+      </w:pPr>
+      <w:r>
+        <w:t xml:space="preserve">Copy App Link in header — sends partners to barntobank.com/app.</w:t>
+      </w:r>
+    </w:p>
+    <w:p>
+      <w:pPr>
+        <w:pStyle w:val="ListParagraph"/>
+        <w:numPr>
+          <w:ilvl w:val="0"/>
+          <w:numId w:val="3"/>
+        </w:numPr>
+        <w:spacing w:after="80"/>
+      </w:pPr>
+      <w:r>
+        <w:t xml:space="preserve">Each person signs in separately; id.land tokens are per-browser.</w:t>
+      </w:r>
+    </w:p>
+    <w:p>
+      <w:pPr>
+        <w:pStyle w:val="ListParagraph"/>
+        <w:numPr>
+          <w:ilvl w:val="0"/>
+          <w:numId w:val="3"/>
+        </w:numPr>
+        <w:spacing w:after="80"/>
+      </w:pPr>
+      <w:r>
+        <w:t xml:space="preserve">Cloud Sync on Intel tab merges everyone's work into one team moat.</w:t>
+      </w:r>
+    </w:p>
+    <w:p>
+      <w:pPr>
+        <w:pStyle w:val="ListParagraph"/>
+        <w:numPr>
+          <w:ilvl w:val="0"/>
+          <w:numId w:val="3"/>
+        </w:numPr>
+        <w:spacing w:after="80"/>
+      </w:pPr>
+      <w:r>
+        <w:t xml:space="preserve">Feature Request: submit product ideas from the header.</w:t>
+      </w:r>
+    </w:p>
+    <w:p>
+      <w:pPr>
+        <w:pStyle w:val="ListParagraph"/>
+        <w:numPr>
+          <w:ilvl w:val="0"/>
+          <w:numId w:val="3"/>
+        </w:numPr>
+        <w:spacing w:after="80"/>
+      </w:pPr>
+      <w:r>
+        <w:t xml:space="preserve">Works on iPhone and desktop — use ← Site to return to the public marketing page.</w:t>
+      </w:r>
+    </w:p>
+    <w:p>
+      <w:pPr>
+        <w:pStyle w:val="Heading1"/>
+      </w:pPr>
+      <w:r>
+        <w:t xml:space="preserve">7. Public Marketing Site</w:t>
       </w:r>
     </w:p>
     <w:p>
@@ -1180,15 +2359,67 @@
         <w:spacing w:after="120"/>
       </w:pPr>
       <w:r>
-        <w:t xml:space="preserve">Shows plat filings within 8 miles of pipeline deals in the same county. Adjacency often drives the thesis.</w:t>
-      </w:r>
-    </w:p>
-    <w:p>
-      <w:pPr>
-        <w:pStyle w:val="Heading3"/>
-      </w:pPr>
-      <w:r>
-        <w:t xml:space="preserve">Outreach Audit Log</w:t>
+        <w:t xml:space="preserve">The public site at https://barntobank.com is separate from the staff app.</w:t>
+      </w:r>
+    </w:p>
+    <w:p>
+      <w:pPr>
+        <w:pStyle w:val="ListParagraph"/>
+        <w:numPr>
+          <w:ilvl w:val="0"/>
+          <w:numId w:val="3"/>
+        </w:numPr>
+        <w:spacing w:after="80"/>
+      </w:pPr>
+      <w:r>
+        <w:t xml:space="preserve">Visitors see farms, ranches, and land positioning for Central Texas.</w:t>
+      </w:r>
+    </w:p>
+    <w:p>
+      <w:pPr>
+        <w:pStyle w:val="ListParagraph"/>
+        <w:numPr>
+          <w:ilvl w:val="0"/>
+          <w:numId w:val="3"/>
+        </w:numPr>
+        <w:spacing w:after="80"/>
+      </w:pPr>
+      <w:r>
+        <w:t xml:space="preserve">Contact form submits to /api/leads → Website Leads in the staff app.</w:t>
+      </w:r>
+    </w:p>
+    <w:p>
+      <w:pPr>
+        <w:pStyle w:val="ListParagraph"/>
+        <w:numPr>
+          <w:ilvl w:val="0"/>
+          <w:numId w:val="3"/>
+        </w:numPr>
+        <w:spacing w:after="80"/>
+      </w:pPr>
+      <w:r>
+        <w:t xml:space="preserve">No password required on the public site.</w:t>
+      </w:r>
+    </w:p>
+    <w:p>
+      <w:pPr>
+        <w:pStyle w:val="ListParagraph"/>
+        <w:numPr>
+          <w:ilvl w:val="0"/>
+          <w:numId w:val="3"/>
+        </w:numPr>
+        <w:spacing w:after="80"/>
+      </w:pPr>
+      <w:r>
+        <w:t xml:space="preserve">Staff reach the app via /app or the login link.</w:t>
+      </w:r>
+    </w:p>
+    <w:p>
+      <w:pPr>
+        <w:pStyle w:val="Heading1"/>
+      </w:pPr>
+      <w:r>
+        <w:t xml:space="preserve">8. Counties &amp; Data Sources</w:t>
       </w:r>
     </w:p>
     <w:p>
@@ -1196,62 +2427,85 @@
         <w:spacing w:after="120"/>
       </w:pPr>
       <w:r>
-        <w:t xml:space="preserve">TCPA trail: DNC scrubs, queued texts, comp logs, bundle import/export, cloud sync — all timestamped.</w:t>
-      </w:r>
-    </w:p>
-    <w:p>
-      <w:pPr>
-        <w:pStyle w:val="Heading3"/>
-      </w:pPr>
-      <w:r>
-        <w:t xml:space="preserve">Team Moat Sync</w:t>
-      </w:r>
-    </w:p>
-    <w:p>
-      <w:pPr>
-        <w:pStyle w:val="ListParagraph"/>
-        <w:numPr>
-          <w:ilvl w:val="0"/>
-          <w:numId w:val="3"/>
-        </w:numPr>
-        <w:spacing w:after="80"/>
-      </w:pPr>
-      <w:r>
-        <w:t xml:space="preserve">Cloud Sync: merges your local data with Supabase team bundle (deals, comps, audit, outreach).</w:t>
-      </w:r>
-    </w:p>
-    <w:p>
-      <w:pPr>
-        <w:pStyle w:val="ListParagraph"/>
-        <w:numPr>
-          <w:ilvl w:val="0"/>
-          <w:numId w:val="3"/>
-        </w:numPr>
-        <w:spacing w:after="80"/>
-      </w:pPr>
-      <w:r>
-        <w:t xml:space="preserve">Export Bundle: download JSON to share offline.</w:t>
-      </w:r>
-    </w:p>
-    <w:p>
-      <w:pPr>
-        <w:pStyle w:val="ListParagraph"/>
-        <w:numPr>
-          <w:ilvl w:val="0"/>
-          <w:numId w:val="3"/>
-        </w:numPr>
-        <w:spacing w:after="80"/>
-      </w:pPr>
-      <w:r>
-        <w:t xml:space="preserve">Import Bundle: upload a teammate's JSON file.</w:t>
-      </w:r>
-    </w:p>
-    <w:p>
-      <w:pPr>
-        <w:spacing w:after="120"/>
-      </w:pPr>
-      <w:r>
-        <w:t xml:space="preserve">Status bar shows Supabase connection and last sync time.</w:t>
+        <w:t xml:space="preserve">Intake counties include Williamson, Travis, Bastrop, Caldwell, Hays, Comal, Bexar, Guadalupe, Fort Bend, Smith (Tyler), and more.</w:t>
+      </w:r>
+    </w:p>
+    <w:p>
+      <w:pPr>
+        <w:pStyle w:val="ListParagraph"/>
+        <w:numPr>
+          <w:ilvl w:val="0"/>
+          <w:numId w:val="3"/>
+        </w:numPr>
+        <w:spacing w:after="80"/>
+      </w:pPr>
+      <w:r>
+        <w:t xml:space="preserve">County GIS / ArcGIS for parcel attributes</w:t>
+      </w:r>
+    </w:p>
+    <w:p>
+      <w:pPr>
+        <w:pStyle w:val="ListParagraph"/>
+        <w:numPr>
+          <w:ilvl w:val="0"/>
+          <w:numId w:val="3"/>
+        </w:numPr>
+        <w:spacing w:after="80"/>
+      </w:pPr>
+      <w:r>
+        <w:t xml:space="preserve">FEMA NFHL for flood zones</w:t>
+      </w:r>
+    </w:p>
+    <w:p>
+      <w:pPr>
+        <w:pStyle w:val="ListParagraph"/>
+        <w:numPr>
+          <w:ilvl w:val="0"/>
+          <w:numId w:val="3"/>
+        </w:numPr>
+        <w:spacing w:after="80"/>
+      </w:pPr>
+      <w:r>
+        <w:t xml:space="preserve">Texas PUC for water/sewer CCN boundaries</w:t>
+      </w:r>
+    </w:p>
+    <w:p>
+      <w:pPr>
+        <w:pStyle w:val="ListParagraph"/>
+        <w:numPr>
+          <w:ilvl w:val="0"/>
+          <w:numId w:val="3"/>
+        </w:numPr>
+        <w:spacing w:after="80"/>
+      </w:pPr>
+      <w:r>
+        <w:t xml:space="preserve">id.land for parcel detail and comps (with token)</w:t>
+      </w:r>
+    </w:p>
+    <w:p>
+      <w:pPr>
+        <w:pStyle w:val="ListParagraph"/>
+        <w:numPr>
+          <w:ilvl w:val="0"/>
+          <w:numId w:val="3"/>
+        </w:numPr>
+        <w:spacing w:after="80"/>
+      </w:pPr>
+      <w:r>
+        <w:t xml:space="preserve">Forewarn for owner contact (production key required)</w:t>
+      </w:r>
+    </w:p>
+    <w:p>
+      <w:pPr>
+        <w:pStyle w:val="ListParagraph"/>
+        <w:numPr>
+          <w:ilvl w:val="0"/>
+          <w:numId w:val="3"/>
+        </w:numPr>
+        <w:spacing w:after="80"/>
+      </w:pPr>
+      <w:r>
+        <w:t xml:space="preserve">DNCScrub for federal DNC registry (cold texts only)</w:t>
       </w:r>
     </w:p>
     <w:p>
@@ -1259,83 +2513,7 @@
         <w:pStyle w:val="Heading1"/>
       </w:pPr>
       <w:r>
-        <w:t xml:space="preserve">6. Working With Your Team</w:t>
-      </w:r>
-    </w:p>
-    <w:p>
-      <w:pPr>
-        <w:pStyle w:val="ListParagraph"/>
-        <w:numPr>
-          <w:ilvl w:val="0"/>
-          <w:numId w:val="3"/>
-        </w:numPr>
-        <w:spacing w:after="80"/>
-      </w:pPr>
-      <w:r>
-        <w:t xml:space="preserve">Copy App Link in the header — send to Jack or any partner.</w:t>
-      </w:r>
-    </w:p>
-    <w:p>
-      <w:pPr>
-        <w:pStyle w:val="ListParagraph"/>
-        <w:numPr>
-          <w:ilvl w:val="0"/>
-          <w:numId w:val="3"/>
-        </w:numPr>
-        <w:spacing w:after="80"/>
-      </w:pPr>
-      <w:r>
-        <w:t xml:space="preserve">Each person uses their own browser; Cloud Sync merges on Intel tab.</w:t>
-      </w:r>
-    </w:p>
-    <w:p>
-      <w:pPr>
-        <w:pStyle w:val="ListParagraph"/>
-        <w:numPr>
-          <w:ilvl w:val="0"/>
-          <w:numId w:val="3"/>
-        </w:numPr>
-        <w:spacing w:after="80"/>
-      </w:pPr>
-      <w:r>
-        <w:t xml:space="preserve">Feature Request button: submit ideas (routes to jeremy@cto.com).</w:t>
-      </w:r>
-    </w:p>
-    <w:p>
-      <w:pPr>
-        <w:pStyle w:val="ListParagraph"/>
-        <w:numPr>
-          <w:ilvl w:val="0"/>
-          <w:numId w:val="3"/>
-        </w:numPr>
-        <w:spacing w:after="80"/>
-      </w:pPr>
-      <w:r>
-        <w:t xml:space="preserve">No software install — works on phone and desktop.</w:t>
-      </w:r>
-    </w:p>
-    <w:p>
-      <w:pPr>
-        <w:pStyle w:val="Heading1"/>
-      </w:pPr>
-      <w:r>
-        <w:t xml:space="preserve">7. Counties Supported</w:t>
-      </w:r>
-    </w:p>
-    <w:p>
-      <w:pPr>
-        <w:spacing w:after="120"/>
-      </w:pPr>
-      <w:r>
-        <w:t xml:space="preserve">Intake dropdown: Williamson, Travis, Bastrop, Caldwell, Hays, Comal, Bexar, Guadalupe, Fort Bend, Smith (Tyler). Seed deals included for Bastrop, Caldwell, Comal, Bexar.</w:t>
-      </w:r>
-    </w:p>
-    <w:p>
-      <w:pPr>
-        <w:pStyle w:val="Heading1"/>
-      </w:pPr>
-      <w:r>
-        <w:t xml:space="preserve">8. Tips &amp; Troubleshooting</w:t>
+        <w:t xml:space="preserve">9. Admin &amp; Setup (for operators)</w:t>
       </w:r>
     </w:p>
     <w:tbl>
@@ -1378,7 +2556,7 @@
                 <w:b/>
                 <w:bCs/>
               </w:rPr>
-              <w:t xml:space="preserve">Issue</w:t>
+              <w:t xml:space="preserve">Task</w:t>
             </w:r>
           </w:p>
         </w:tc>
@@ -1405,7 +2583,7 @@
                 <w:b/>
                 <w:bCs/>
               </w:rPr>
-              <w:t xml:space="preserve">Fix</w:t>
+              <w:t xml:space="preserve">How</w:t>
             </w:r>
           </w:p>
         </w:tc>
@@ -1434,7 +2612,7 @@
                 <w:b w:val="false"/>
                 <w:bCs w:val="false"/>
               </w:rPr>
-              <w:t xml:space="preserve">Cloud Sync says not configured</w:t>
+              <w:t xml:space="preserve">Deploy</w:t>
             </w:r>
           </w:p>
         </w:tc>
@@ -1461,7 +2639,7 @@
                 <w:b w:val="false"/>
                 <w:bCs w:val="false"/>
               </w:rPr>
-              <w:t xml:space="preserve">Deploy must be on Vercel with Supabase env vars. Use Export/Import Bundle offline.</w:t>
+              <w:t xml:space="preserve">Git push to main → Vercel auto-deploys to barntobank.com</w:t>
             </w:r>
           </w:p>
         </w:tc>
@@ -1490,7 +2668,7 @@
                 <w:b w:val="false"/>
                 <w:bCs w:val="false"/>
               </w:rPr>
-              <w:t xml:space="preserve">Enrichment shows MOCK</w:t>
+              <w:t xml:space="preserve">Set staff password</w:t>
             </w:r>
           </w:p>
         </w:tc>
@@ -1517,7 +2695,7 @@
                 <w:b w:val="false"/>
                 <w:bCs w:val="false"/>
               </w:rPr>
-              <w:t xml:space="preserve">Connect id.land token or county may lack public CAD REST — mock profile fills gaps.</w:t>
+              <w:t xml:space="preserve">Vercel env: ORIGINATION_PASSWORD</w:t>
             </w:r>
           </w:p>
         </w:tc>
@@ -1546,7 +2724,7 @@
                 <w:b w:val="false"/>
                 <w:bCs w:val="false"/>
               </w:rPr>
-              <w:t xml:space="preserve">Deal excluded from outreach</w:t>
+              <w:t xml:space="preserve">Enable cloud sync</w:t>
             </w:r>
           </w:p>
         </w:tc>
@@ -1573,7 +2751,7 @@
                 <w:b w:val="false"/>
                 <w:bCs w:val="false"/>
               </w:rPr>
-              <w:t xml:space="preserve">Entitlement bottleneck (no sewer) or missing owner contact.</w:t>
+              <w:t xml:space="preserve">Vercel env: SUPABASE_URL, SUPABASE_SERVICE_ROLE_KEY, MOAT_TEAM_ID</w:t>
             </w:r>
           </w:p>
         </w:tc>
@@ -1602,7 +2780,7 @@
                 <w:b w:val="false"/>
                 <w:bCs w:val="false"/>
               </w:rPr>
-              <w:t xml:space="preserve">Text blocked</w:t>
+              <w:t xml:space="preserve">Enable live DNC scrub</w:t>
             </w:r>
           </w:p>
         </w:tc>
@@ -1629,7 +2807,7 @@
                 <w:b w:val="false"/>
                 <w:bCs w:val="false"/>
               </w:rPr>
-              <w:t xml:space="preserve">Number failed DNC scrub — do not contact. Use direct mail instead.</w:t>
+              <w:t xml:space="preserve">Vercel env: DNC_SCRUB_API_KEY — run npm run provision-dncscrub-mcp</w:t>
             </w:r>
           </w:p>
         </w:tc>
@@ -1658,7 +2836,7 @@
                 <w:b w:val="false"/>
                 <w:bCs w:val="false"/>
               </w:rPr>
-              <w:t xml:space="preserve">Intel tab empty on phone</w:t>
+              <w:t xml:space="preserve">Provision Supabase</w:t>
             </w:r>
           </w:p>
         </w:tc>
@@ -1685,7 +2863,88 @@
                 <w:b w:val="false"/>
                 <w:bCs w:val="false"/>
               </w:rPr>
-              <w:t xml:space="preserve">Tap Intel in section nav — moat section is panel-only on mobile.</w:t>
+              <w:t xml:space="preserve">npm run provision-supabase-mcp</w:t>
+            </w:r>
+          </w:p>
+        </w:tc>
+      </w:tr>
+    </w:tbl>
+    <w:p>
+      <w:pPr>
+        <w:pStyle w:val="Heading1"/>
+      </w:pPr>
+      <w:r>
+        <w:t xml:space="preserve">10. Tips &amp; Troubleshooting</w:t>
+      </w:r>
+    </w:p>
+    <w:tbl>
+      <w:tblPr>
+        <w:tblW w:type="dxa" w:w="9360"/>
+        <w:tblBorders>
+          <w:top w:val="single" w:color="auto" w:sz="4"/>
+          <w:left w:val="single" w:color="auto" w:sz="4"/>
+          <w:bottom w:val="single" w:color="auto" w:sz="4"/>
+          <w:right w:val="single" w:color="auto" w:sz="4"/>
+          <w:insideH w:val="single" w:color="auto" w:sz="4"/>
+          <w:insideV w:val="single" w:color="auto" w:sz="4"/>
+        </w:tblBorders>
+      </w:tblPr>
+      <w:tblGrid>
+        <w:gridCol w:w="2800"/>
+        <w:gridCol w:w="6560"/>
+      </w:tblGrid>
+      <w:tr>
+        <w:tc>
+          <w:tcPr>
+            <w:tcW w:type="dxa" w:w="2800"/>
+            <w:tcBorders>
+              <w:top w:val="single" w:color="CCCCCC" w:sz="1"/>
+              <w:left w:val="single" w:color="CCCCCC" w:sz="1"/>
+              <w:bottom w:val="single" w:color="CCCCCC" w:sz="1"/>
+              <w:right w:val="single" w:color="CCCCCC" w:sz="1"/>
+            </w:tcBorders>
+            <w:shd w:fill="E8E0D0" w:val="clear"/>
+            <w:tcMar>
+              <w:top w:type="dxa" w:w="80"/>
+              <w:left w:type="dxa" w:w="120"/>
+              <w:bottom w:type="dxa" w:w="80"/>
+              <w:right w:type="dxa" w:w="120"/>
+            </w:tcMar>
+          </w:tcPr>
+          <w:p>
+            <w:r>
+              <w:rPr>
+                <w:b/>
+                <w:bCs/>
+              </w:rPr>
+              <w:t xml:space="preserve">Issue</w:t>
+            </w:r>
+          </w:p>
+        </w:tc>
+        <w:tc>
+          <w:tcPr>
+            <w:tcW w:type="dxa" w:w="6560"/>
+            <w:tcBorders>
+              <w:top w:val="single" w:color="CCCCCC" w:sz="1"/>
+              <w:left w:val="single" w:color="CCCCCC" w:sz="1"/>
+              <w:bottom w:val="single" w:color="CCCCCC" w:sz="1"/>
+              <w:right w:val="single" w:color="CCCCCC" w:sz="1"/>
+            </w:tcBorders>
+            <w:shd w:fill="E8E0D0" w:val="clear"/>
+            <w:tcMar>
+              <w:top w:type="dxa" w:w="80"/>
+              <w:left w:type="dxa" w:w="120"/>
+              <w:bottom w:type="dxa" w:w="80"/>
+              <w:right w:type="dxa" w:w="120"/>
+            </w:tcMar>
+          </w:tcPr>
+          <w:p>
+            <w:r>
+              <w:rPr>
+                <w:b/>
+                <w:bCs/>
+              </w:rPr>
+              <w:t xml:space="preserve">Fix</w:t>
             </w:r>
           </w:p>
         </w:tc>
@@ -1714,7 +2973,7 @@
                 <w:b w:val="false"/>
                 <w:bCs w:val="false"/>
               </w:rPr>
-              <w:t xml:space="preserve">Hard refresh</w:t>
+              <w:t xml:space="preserve">Redirected to login</w:t>
             </w:r>
           </w:p>
         </w:tc>
@@ -1741,7 +3000,455 @@
                 <w:b w:val="false"/>
                 <w:bCs w:val="false"/>
               </w:rPr>
-              <w:t xml:space="preserve">Cmd+Shift+R (Mac) or Ctrl+Shift+R (Windows) after updates.</w:t>
+              <w:t xml:space="preserve">Session expired — sign in again at /app/login</w:t>
+            </w:r>
+          </w:p>
+        </w:tc>
+      </w:tr>
+      <w:tr>
+        <w:tc>
+          <w:tcPr>
+            <w:tcW w:type="dxa" w:w="2800"/>
+            <w:tcBorders>
+              <w:top w:val="single" w:color="CCCCCC" w:sz="1"/>
+              <w:left w:val="single" w:color="CCCCCC" w:sz="1"/>
+              <w:bottom w:val="single" w:color="CCCCCC" w:sz="1"/>
+              <w:right w:val="single" w:color="CCCCCC" w:sz="1"/>
+            </w:tcBorders>
+            <w:shd w:fill="FFFFFF" w:val="clear"/>
+            <w:tcMar>
+              <w:top w:type="dxa" w:w="80"/>
+              <w:left w:type="dxa" w:w="120"/>
+              <w:bottom w:type="dxa" w:w="80"/>
+              <w:right w:type="dxa" w:w="120"/>
+            </w:tcMar>
+          </w:tcPr>
+          <w:p>
+            <w:r>
+              <w:rPr>
+                <w:b w:val="false"/>
+                <w:bCs w:val="false"/>
+              </w:rPr>
+              <w:t xml:space="preserve">Cloud Sync not configured</w:t>
+            </w:r>
+          </w:p>
+        </w:tc>
+        <w:tc>
+          <w:tcPr>
+            <w:tcW w:type="dxa" w:w="6560"/>
+            <w:tcBorders>
+              <w:top w:val="single" w:color="CCCCCC" w:sz="1"/>
+              <w:left w:val="single" w:color="CCCCCC" w:sz="1"/>
+              <w:bottom w:val="single" w:color="CCCCCC" w:sz="1"/>
+              <w:right w:val="single" w:color="CCCCCC" w:sz="1"/>
+            </w:tcBorders>
+            <w:shd w:fill="FFFFFF" w:val="clear"/>
+            <w:tcMar>
+              <w:top w:type="dxa" w:w="80"/>
+              <w:left w:type="dxa" w:w="120"/>
+              <w:bottom w:type="dxa" w:w="80"/>
+              <w:right w:type="dxa" w:w="120"/>
+            </w:tcMar>
+          </w:tcPr>
+          <w:p>
+            <w:r>
+              <w:rPr>
+                <w:b w:val="false"/>
+                <w:bCs w:val="false"/>
+              </w:rPr>
+              <w:t xml:space="preserve">Supabase env vars missing on Vercel — use Export/Import Bundle offline</w:t>
+            </w:r>
+          </w:p>
+        </w:tc>
+      </w:tr>
+      <w:tr>
+        <w:tc>
+          <w:tcPr>
+            <w:tcW w:type="dxa" w:w="2800"/>
+            <w:tcBorders>
+              <w:top w:val="single" w:color="CCCCCC" w:sz="1"/>
+              <w:left w:val="single" w:color="CCCCCC" w:sz="1"/>
+              <w:bottom w:val="single" w:color="CCCCCC" w:sz="1"/>
+              <w:right w:val="single" w:color="CCCCCC" w:sz="1"/>
+            </w:tcBorders>
+            <w:shd w:fill="FFFFFF" w:val="clear"/>
+            <w:tcMar>
+              <w:top w:type="dxa" w:w="80"/>
+              <w:left w:type="dxa" w:w="120"/>
+              <w:bottom w:type="dxa" w:w="80"/>
+              <w:right w:type="dxa" w:w="120"/>
+            </w:tcMar>
+          </w:tcPr>
+          <w:p>
+            <w:r>
+              <w:rPr>
+                <w:b w:val="false"/>
+                <w:bCs w:val="false"/>
+              </w:rPr>
+              <w:t xml:space="preserve">Enrichment shows MOCK</w:t>
+            </w:r>
+          </w:p>
+        </w:tc>
+        <w:tc>
+          <w:tcPr>
+            <w:tcW w:type="dxa" w:w="6560"/>
+            <w:tcBorders>
+              <w:top w:val="single" w:color="CCCCCC" w:sz="1"/>
+              <w:left w:val="single" w:color="CCCCCC" w:sz="1"/>
+              <w:bottom w:val="single" w:color="CCCCCC" w:sz="1"/>
+              <w:right w:val="single" w:color="CCCCCC" w:sz="1"/>
+            </w:tcBorders>
+            <w:shd w:fill="FFFFFF" w:val="clear"/>
+            <w:tcMar>
+              <w:top w:type="dxa" w:w="80"/>
+              <w:left w:type="dxa" w:w="120"/>
+              <w:bottom w:type="dxa" w:w="80"/>
+              <w:right w:type="dxa" w:w="120"/>
+            </w:tcMar>
+          </w:tcPr>
+          <w:p>
+            <w:r>
+              <w:rPr>
+                <w:b w:val="false"/>
+                <w:bCs w:val="false"/>
+              </w:rPr>
+              <w:t xml:space="preserve">Connect id.land token; some counties use mock profile until CAD REST is wired</w:t>
+            </w:r>
+          </w:p>
+        </w:tc>
+      </w:tr>
+      <w:tr>
+        <w:tc>
+          <w:tcPr>
+            <w:tcW w:type="dxa" w:w="2800"/>
+            <w:tcBorders>
+              <w:top w:val="single" w:color="CCCCCC" w:sz="1"/>
+              <w:left w:val="single" w:color="CCCCCC" w:sz="1"/>
+              <w:bottom w:val="single" w:color="CCCCCC" w:sz="1"/>
+              <w:right w:val="single" w:color="CCCCCC" w:sz="1"/>
+            </w:tcBorders>
+            <w:shd w:fill="FFFFFF" w:val="clear"/>
+            <w:tcMar>
+              <w:top w:type="dxa" w:w="80"/>
+              <w:left w:type="dxa" w:w="120"/>
+              <w:bottom w:type="dxa" w:w="80"/>
+              <w:right w:type="dxa" w:w="120"/>
+            </w:tcMar>
+          </w:tcPr>
+          <w:p>
+            <w:r>
+              <w:rPr>
+                <w:b w:val="false"/>
+                <w:bCs w:val="false"/>
+              </w:rPr>
+              <w:t xml:space="preserve">Deal excluded from outreach</w:t>
+            </w:r>
+          </w:p>
+        </w:tc>
+        <w:tc>
+          <w:tcPr>
+            <w:tcW w:type="dxa" w:w="6560"/>
+            <w:tcBorders>
+              <w:top w:val="single" w:color="CCCCCC" w:sz="1"/>
+              <w:left w:val="single" w:color="CCCCCC" w:sz="1"/>
+              <w:bottom w:val="single" w:color="CCCCCC" w:sz="1"/>
+              <w:right w:val="single" w:color="CCCCCC" w:sz="1"/>
+            </w:tcBorders>
+            <w:shd w:fill="FFFFFF" w:val="clear"/>
+            <w:tcMar>
+              <w:top w:type="dxa" w:w="80"/>
+              <w:left w:type="dxa" w:w="120"/>
+              <w:bottom w:type="dxa" w:w="80"/>
+              <w:right w:type="dxa" w:w="120"/>
+            </w:tcMar>
+          </w:tcPr>
+          <w:p>
+            <w:r>
+              <w:rPr>
+                <w:b w:val="false"/>
+                <w:bCs w:val="false"/>
+              </w:rPr>
+              <w:t xml:space="preserve">Entitlement bottleneck or missing owner contact</w:t>
+            </w:r>
+          </w:p>
+        </w:tc>
+      </w:tr>
+      <w:tr>
+        <w:tc>
+          <w:tcPr>
+            <w:tcW w:type="dxa" w:w="2800"/>
+            <w:tcBorders>
+              <w:top w:val="single" w:color="CCCCCC" w:sz="1"/>
+              <w:left w:val="single" w:color="CCCCCC" w:sz="1"/>
+              <w:bottom w:val="single" w:color="CCCCCC" w:sz="1"/>
+              <w:right w:val="single" w:color="CCCCCC" w:sz="1"/>
+            </w:tcBorders>
+            <w:shd w:fill="FFFFFF" w:val="clear"/>
+            <w:tcMar>
+              <w:top w:type="dxa" w:w="80"/>
+              <w:left w:type="dxa" w:w="120"/>
+              <w:bottom w:type="dxa" w:w="80"/>
+              <w:right w:type="dxa" w:w="120"/>
+            </w:tcMar>
+          </w:tcPr>
+          <w:p>
+            <w:r>
+              <w:rPr>
+                <w:b w:val="false"/>
+                <w:bCs w:val="false"/>
+              </w:rPr>
+              <w:t xml:space="preserve">DNC scrub failed</w:t>
+            </w:r>
+          </w:p>
+        </w:tc>
+        <w:tc>
+          <w:tcPr>
+            <w:tcW w:type="dxa" w:w="6560"/>
+            <w:tcBorders>
+              <w:top w:val="single" w:color="CCCCCC" w:sz="1"/>
+              <w:left w:val="single" w:color="CCCCCC" w:sz="1"/>
+              <w:bottom w:val="single" w:color="CCCCCC" w:sz="1"/>
+              <w:right w:val="single" w:color="CCCCCC" w:sz="1"/>
+            </w:tcBorders>
+            <w:shd w:fill="FFFFFF" w:val="clear"/>
+            <w:tcMar>
+              <w:top w:type="dxa" w:w="80"/>
+              <w:left w:type="dxa" w:w="120"/>
+              <w:bottom w:type="dxa" w:w="80"/>
+              <w:right w:type="dxa" w:w="120"/>
+            </w:tcMar>
+          </w:tcPr>
+          <w:p>
+            <w:r>
+              <w:rPr>
+                <w:b w:val="false"/>
+                <w:bCs w:val="false"/>
+              </w:rPr>
+              <w:t xml:space="preserve">Set DNC_SCRUB_API_KEY or use direct mail instead</w:t>
+            </w:r>
+          </w:p>
+        </w:tc>
+      </w:tr>
+      <w:tr>
+        <w:tc>
+          <w:tcPr>
+            <w:tcW w:type="dxa" w:w="2800"/>
+            <w:tcBorders>
+              <w:top w:val="single" w:color="CCCCCC" w:sz="1"/>
+              <w:left w:val="single" w:color="CCCCCC" w:sz="1"/>
+              <w:bottom w:val="single" w:color="CCCCCC" w:sz="1"/>
+              <w:right w:val="single" w:color="CCCCCC" w:sz="1"/>
+            </w:tcBorders>
+            <w:shd w:fill="FFFFFF" w:val="clear"/>
+            <w:tcMar>
+              <w:top w:type="dxa" w:w="80"/>
+              <w:left w:type="dxa" w:w="120"/>
+              <w:bottom w:type="dxa" w:w="80"/>
+              <w:right w:type="dxa" w:w="120"/>
+            </w:tcMar>
+          </w:tcPr>
+          <w:p>
+            <w:r>
+              <w:rPr>
+                <w:b w:val="false"/>
+                <w:bCs w:val="false"/>
+              </w:rPr>
+              <w:t xml:space="preserve">Text blocked after scrub</w:t>
+            </w:r>
+          </w:p>
+        </w:tc>
+        <w:tc>
+          <w:tcPr>
+            <w:tcW w:type="dxa" w:w="6560"/>
+            <w:tcBorders>
+              <w:top w:val="single" w:color="CCCCCC" w:sz="1"/>
+              <w:left w:val="single" w:color="CCCCCC" w:sz="1"/>
+              <w:bottom w:val="single" w:color="CCCCCC" w:sz="1"/>
+              <w:right w:val="single" w:color="CCCCCC" w:sz="1"/>
+            </w:tcBorders>
+            <w:shd w:fill="FFFFFF" w:val="clear"/>
+            <w:tcMar>
+              <w:top w:type="dxa" w:w="80"/>
+              <w:left w:type="dxa" w:w="120"/>
+              <w:bottom w:type="dxa" w:w="80"/>
+              <w:right w:type="dxa" w:w="120"/>
+            </w:tcMar>
+          </w:tcPr>
+          <w:p>
+            <w:r>
+              <w:rPr>
+                <w:b w:val="false"/>
+                <w:bCs w:val="false"/>
+              </w:rPr>
+              <w:t xml:space="preserve">Number on DNC list — use mail, do not text</w:t>
+            </w:r>
+          </w:p>
+        </w:tc>
+      </w:tr>
+      <w:tr>
+        <w:tc>
+          <w:tcPr>
+            <w:tcW w:type="dxa" w:w="2800"/>
+            <w:tcBorders>
+              <w:top w:val="single" w:color="CCCCCC" w:sz="1"/>
+              <w:left w:val="single" w:color="CCCCCC" w:sz="1"/>
+              <w:bottom w:val="single" w:color="CCCCCC" w:sz="1"/>
+              <w:right w:val="single" w:color="CCCCCC" w:sz="1"/>
+            </w:tcBorders>
+            <w:shd w:fill="FFFFFF" w:val="clear"/>
+            <w:tcMar>
+              <w:top w:type="dxa" w:w="80"/>
+              <w:left w:type="dxa" w:w="120"/>
+              <w:bottom w:type="dxa" w:w="80"/>
+              <w:right w:type="dxa" w:w="120"/>
+            </w:tcMar>
+          </w:tcPr>
+          <w:p>
+            <w:r>
+              <w:rPr>
+                <w:b w:val="false"/>
+                <w:bCs w:val="false"/>
+              </w:rPr>
+              <w:t xml:space="preserve">Website lead not showing</w:t>
+            </w:r>
+          </w:p>
+        </w:tc>
+        <w:tc>
+          <w:tcPr>
+            <w:tcW w:type="dxa" w:w="6560"/>
+            <w:tcBorders>
+              <w:top w:val="single" w:color="CCCCCC" w:sz="1"/>
+              <w:left w:val="single" w:color="CCCCCC" w:sz="1"/>
+              <w:bottom w:val="single" w:color="CCCCCC" w:sz="1"/>
+              <w:right w:val="single" w:color="CCCCCC" w:sz="1"/>
+            </w:tcBorders>
+            <w:shd w:fill="FFFFFF" w:val="clear"/>
+            <w:tcMar>
+              <w:top w:type="dxa" w:w="80"/>
+              <w:left w:type="dxa" w:w="120"/>
+              <w:bottom w:type="dxa" w:w="80"/>
+              <w:right w:type="dxa" w:w="120"/>
+            </w:tcMar>
+          </w:tcPr>
+          <w:p>
+            <w:r>
+              <w:rPr>
+                <w:b w:val="false"/>
+                <w:bCs w:val="false"/>
+              </w:rPr>
+              <w:t xml:space="preserve">Click Website Leads Refresh on Intake or Intel</w:t>
+            </w:r>
+          </w:p>
+        </w:tc>
+      </w:tr>
+      <w:tr>
+        <w:tc>
+          <w:tcPr>
+            <w:tcW w:type="dxa" w:w="2800"/>
+            <w:tcBorders>
+              <w:top w:val="single" w:color="CCCCCC" w:sz="1"/>
+              <w:left w:val="single" w:color="CCCCCC" w:sz="1"/>
+              <w:bottom w:val="single" w:color="CCCCCC" w:sz="1"/>
+              <w:right w:val="single" w:color="CCCCCC" w:sz="1"/>
+            </w:tcBorders>
+            <w:shd w:fill="FFFFFF" w:val="clear"/>
+            <w:tcMar>
+              <w:top w:type="dxa" w:w="80"/>
+              <w:left w:type="dxa" w:w="120"/>
+              <w:bottom w:type="dxa" w:w="80"/>
+              <w:right w:type="dxa" w:w="120"/>
+            </w:tcMar>
+          </w:tcPr>
+          <w:p>
+            <w:r>
+              <w:rPr>
+                <w:b w:val="false"/>
+                <w:bCs w:val="false"/>
+              </w:rPr>
+              <w:t xml:space="preserve">Stale UI after update</w:t>
+            </w:r>
+          </w:p>
+        </w:tc>
+        <w:tc>
+          <w:tcPr>
+            <w:tcW w:type="dxa" w:w="6560"/>
+            <w:tcBorders>
+              <w:top w:val="single" w:color="CCCCCC" w:sz="1"/>
+              <w:left w:val="single" w:color="CCCCCC" w:sz="1"/>
+              <w:bottom w:val="single" w:color="CCCCCC" w:sz="1"/>
+              <w:right w:val="single" w:color="CCCCCC" w:sz="1"/>
+            </w:tcBorders>
+            <w:shd w:fill="FFFFFF" w:val="clear"/>
+            <w:tcMar>
+              <w:top w:type="dxa" w:w="80"/>
+              <w:left w:type="dxa" w:w="120"/>
+              <w:bottom w:type="dxa" w:w="80"/>
+              <w:right w:type="dxa" w:w="120"/>
+            </w:tcMar>
+          </w:tcPr>
+          <w:p>
+            <w:r>
+              <w:rPr>
+                <w:b w:val="false"/>
+                <w:bCs w:val="false"/>
+              </w:rPr>
+              <w:t xml:space="preserve">Hard refresh: Cmd+Shift+R (Mac) or Ctrl+Shift+R (Windows)</w:t>
+            </w:r>
+          </w:p>
+        </w:tc>
+      </w:tr>
+      <w:tr>
+        <w:tc>
+          <w:tcPr>
+            <w:tcW w:type="dxa" w:w="2800"/>
+            <w:tcBorders>
+              <w:top w:val="single" w:color="CCCCCC" w:sz="1"/>
+              <w:left w:val="single" w:color="CCCCCC" w:sz="1"/>
+              <w:bottom w:val="single" w:color="CCCCCC" w:sz="1"/>
+              <w:right w:val="single" w:color="CCCCCC" w:sz="1"/>
+            </w:tcBorders>
+            <w:shd w:fill="FFFFFF" w:val="clear"/>
+            <w:tcMar>
+              <w:top w:type="dxa" w:w="80"/>
+              <w:left w:type="dxa" w:w="120"/>
+              <w:bottom w:type="dxa" w:w="80"/>
+              <w:right w:type="dxa" w:w="120"/>
+            </w:tcMar>
+          </w:tcPr>
+          <w:p>
+            <w:r>
+              <w:rPr>
+                <w:b w:val="false"/>
+                <w:bCs w:val="false"/>
+              </w:rPr>
+              <w:t xml:space="preserve">www vs apex domain</w:t>
+            </w:r>
+          </w:p>
+        </w:tc>
+        <w:tc>
+          <w:tcPr>
+            <w:tcW w:type="dxa" w:w="6560"/>
+            <w:tcBorders>
+              <w:top w:val="single" w:color="CCCCCC" w:sz="1"/>
+              <w:left w:val="single" w:color="CCCCCC" w:sz="1"/>
+              <w:bottom w:val="single" w:color="CCCCCC" w:sz="1"/>
+              <w:right w:val="single" w:color="CCCCCC" w:sz="1"/>
+            </w:tcBorders>
+            <w:shd w:fill="FFFFFF" w:val="clear"/>
+            <w:tcMar>
+              <w:top w:type="dxa" w:w="80"/>
+              <w:left w:type="dxa" w:w="120"/>
+              <w:bottom w:type="dxa" w:w="80"/>
+              <w:right w:type="dxa" w:w="120"/>
+            </w:tcMar>
+          </w:tcPr>
+          <w:p>
+            <w:r>
+              <w:rPr>
+                <w:b w:val="false"/>
+                <w:bCs w:val="false"/>
+              </w:rPr>
+              <w:t xml:space="preserve">Both barntobank.com and www.barntobank.com point to Vercel</w:t>
             </w:r>
           </w:p>
         </w:tc>
@@ -1752,7 +3459,93 @@
         <w:pStyle w:val="Heading1"/>
       </w:pPr>
       <w:r>
-        <w:t xml:space="preserve">9. Glossary</w:t>
+        <w:t xml:space="preserve">11. Daily Workflow Cheat Sheet</w:t>
+      </w:r>
+    </w:p>
+    <w:p>
+      <w:pPr>
+        <w:pStyle w:val="ListParagraph"/>
+        <w:numPr>
+          <w:ilvl w:val="0"/>
+          <w:numId w:val="2"/>
+        </w:numPr>
+        <w:spacing w:after="80"/>
+      </w:pPr>
+      <w:r>
+        <w:t xml:space="preserve">Morning: Intel → Cloud Sync. Review Website Leads.</w:t>
+      </w:r>
+    </w:p>
+    <w:p>
+      <w:pPr>
+        <w:pStyle w:val="ListParagraph"/>
+        <w:numPr>
+          <w:ilvl w:val="0"/>
+          <w:numId w:val="2"/>
+        </w:numPr>
+        <w:spacing w:after="80"/>
+      </w:pPr>
+      <w:r>
+        <w:t xml:space="preserve">Intake: run Automation 1 on new tracts or inbound inquiries.</w:t>
+      </w:r>
+    </w:p>
+    <w:p>
+      <w:pPr>
+        <w:pStyle w:val="ListParagraph"/>
+        <w:numPr>
+          <w:ilvl w:val="0"/>
+          <w:numId w:val="2"/>
+        </w:numPr>
+        <w:spacing w:after="80"/>
+      </w:pPr>
+      <w:r>
+        <w:t xml:space="preserve">Deals: route each tract Develop / Sell / Retail; open modal for margin check.</w:t>
+      </w:r>
+    </w:p>
+    <w:p>
+      <w:pPr>
+        <w:pStyle w:val="ListParagraph"/>
+        <w:numPr>
+          <w:ilvl w:val="0"/>
+          <w:numId w:val="2"/>
+        </w:numPr>
+        <w:spacing w:after="80"/>
+      </w:pPr>
+      <w:r>
+        <w:t xml:space="preserve">Log comps after every broker call or off-market sale (+ Log Comp).</w:t>
+      </w:r>
+    </w:p>
+    <w:p>
+      <w:pPr>
+        <w:pStyle w:val="ListParagraph"/>
+        <w:numPr>
+          <w:ilvl w:val="0"/>
+          <w:numId w:val="2"/>
+        </w:numPr>
+        <w:spacing w:after="80"/>
+      </w:pPr>
+      <w:r>
+        <w:t xml:space="preserve">Outreach: Build Mail List weekly; export CSV to mail house or print labels.</w:t>
+      </w:r>
+    </w:p>
+    <w:p>
+      <w:pPr>
+        <w:pStyle w:val="ListParagraph"/>
+        <w:numPr>
+          <w:ilvl w:val="0"/>
+          <w:numId w:val="2"/>
+        </w:numPr>
+        <w:spacing w:after="80"/>
+      </w:pPr>
+      <w:r>
+        <w:t xml:space="preserve">End of day: Cloud Sync again so Jack sees your pipeline.</w:t>
+      </w:r>
+    </w:p>
+    <w:p>
+      <w:pPr>
+        <w:pStyle w:val="Heading1"/>
+      </w:pPr>
+      <w:r>
+        <w:t xml:space="preserve">12. Glossary</w:t>
       </w:r>
     </w:p>
     <w:p>
@@ -1778,20 +3571,20 @@
         <w:spacing w:after="80"/>
       </w:pPr>
       <w:r>
-        <w:t xml:space="preserve">CCN: Certificate of Convenience and Necessity (Texas utility service area)</w:t>
-      </w:r>
-    </w:p>
-    <w:p>
-      <w:pPr>
-        <w:pStyle w:val="ListParagraph"/>
-        <w:numPr>
-          <w:ilvl w:val="0"/>
-          <w:numId w:val="3"/>
-        </w:numPr>
-        <w:spacing w:after="80"/>
-      </w:pPr>
-      <w:r>
-        <w:t xml:space="preserve">SFHA: Special Flood Hazard Area (FEMA)</w:t>
+        <w:t xml:space="preserve">CCN: Certificate of Convenience and Necessity (Texas utility franchise area)</w:t>
+      </w:r>
+    </w:p>
+    <w:p>
+      <w:pPr>
+        <w:pStyle w:val="ListParagraph"/>
+        <w:numPr>
+          <w:ilvl w:val="0"/>
+          <w:numId w:val="3"/>
+        </w:numPr>
+        <w:spacing w:after="80"/>
+      </w:pPr>
+      <w:r>
+        <w:t xml:space="preserve">SFHA: Special Flood Hazard Area on FEMA maps</w:t>
       </w:r>
     </w:p>
     <w:p>
@@ -1817,20 +3610,59 @@
         <w:spacing w:after="80"/>
       </w:pPr>
       <w:r>
-        <w:t xml:space="preserve">Comp band: asking price vs private comp average for the county</w:t>
-      </w:r>
-    </w:p>
-    <w:p>
-      <w:pPr>
-        <w:pStyle w:val="ListParagraph"/>
-        <w:numPr>
-          <w:ilvl w:val="0"/>
-          <w:numId w:val="3"/>
-        </w:numPr>
-        <w:spacing w:after="80"/>
-      </w:pPr>
-      <w:r>
-        <w:t xml:space="preserve">Moat bundle: JSON export of deals, comps, audit, and outreach state</w:t>
+        <w:t xml:space="preserve">Comp band: asking price vs your private comp average</w:t>
+      </w:r>
+    </w:p>
+    <w:p>
+      <w:pPr>
+        <w:pStyle w:val="ListParagraph"/>
+        <w:numPr>
+          <w:ilvl w:val="0"/>
+          <w:numId w:val="3"/>
+        </w:numPr>
+        <w:spacing w:after="80"/>
+      </w:pPr>
+      <w:r>
+        <w:t xml:space="preserve">Moat bundle: JSON export of deals, comps, audit, outreach state</w:t>
+      </w:r>
+    </w:p>
+    <w:p>
+      <w:pPr>
+        <w:pStyle w:val="ListParagraph"/>
+        <w:numPr>
+          <w:ilvl w:val="0"/>
+          <w:numId w:val="3"/>
+        </w:numPr>
+        <w:spacing w:after="80"/>
+      </w:pPr>
+      <w:r>
+        <w:t xml:space="preserve">TCPA: federal law governing calls/texts to cell phones</w:t>
+      </w:r>
+    </w:p>
+    <w:p>
+      <w:pPr>
+        <w:pStyle w:val="ListParagraph"/>
+        <w:numPr>
+          <w:ilvl w:val="0"/>
+          <w:numId w:val="3"/>
+        </w:numPr>
+        <w:spacing w:after="80"/>
+      </w:pPr>
+      <w:r>
+        <w:t xml:space="preserve">DNC: National Do Not Call Registry — applies to cold calls/texts, not mail</w:t>
+      </w:r>
+    </w:p>
+    <w:p>
+      <w:pPr>
+        <w:pStyle w:val="ListParagraph"/>
+        <w:numPr>
+          <w:ilvl w:val="0"/>
+          <w:numId w:val="3"/>
+        </w:numPr>
+        <w:spacing w:after="80"/>
+      </w:pPr>
+      <w:r>
+        <w:t xml:space="preserve">SAN: FTC Subscription Account Number — required for live federal DNC scrub vendors</w:t>
       </w:r>
     </w:p>
     <w:p>
@@ -1846,20 +3678,20 @@
         <w:spacing w:after="200"/>
       </w:pPr>
       <w:r>
-        <w:t xml:space="preserve">Open </w:t>
-      </w:r>
-      <w:hyperlink w:history="1" r:id="rIdla3ucd1tv8-bb9yohykla">
+        <w:t xml:space="preserve">Sign in at </w:t>
+      </w:r>
+      <w:hyperlink w:history="1" r:id="rIdsjauovt0w30fx9lj29enn">
         <w:r>
           <w:rPr>
             <w:rStyle w:val="Hyperlink"/>
             <w:color w:val="0563C1"/>
             <w:u w:val="single"/>
           </w:rPr>
-          <w:t xml:space="preserve">https://barn-to-bank.vercel.app</w:t>
+          <w:t xml:space="preserve">https://barntobank.com/app/login</w:t>
         </w:r>
       </w:hyperlink>
       <w:r>
-        <w:t xml:space="preserve"> and run your first tract.</w:t>
+        <w:t xml:space="preserve">, run your first tract, and build your first mail list.</w:t>
       </w:r>
     </w:p>
     <w:sectPr>

--- a/docs/Barn-to-Bank-How-To.docx
+++ b/docs/Barn-to-Bank-How-To.docx
@@ -37,7 +37,7 @@
       <w:r>
         <w:t xml:space="preserve">Staff app: </w:t>
       </w:r>
-      <w:hyperlink w:history="1" r:id="rId0dghxq2x6di7qpbhozkp-">
+      <w:hyperlink w:history="1" r:id="rIdyyfkqxubqscltc6btbfom">
         <w:r>
           <w:rPr>
             <w:rStyle w:val="Hyperlink"/>
@@ -55,7 +55,7 @@
       <w:r>
         <w:t xml:space="preserve">Public site: </w:t>
       </w:r>
-      <w:hyperlink w:history="1" r:id="rIddqzskii22ek0yyd01qjvw">
+      <w:hyperlink w:history="1" r:id="rIdqqoj8y4w8u_usvl2zte7y">
         <w:r>
           <w:rPr>
             <w:rStyle w:val="Hyperlink"/>
@@ -442,6 +442,14 @@
     </w:p>
     <w:p>
       <w:pPr>
+        <w:spacing w:after="120"/>
+      </w:pPr>
+      <w:r>
+        <w:t xml:space="preserve">A short version of this guide also lives inside the app: press How to Use in the header at any time.</w:t>
+      </w:r>
+    </w:p>
+    <w:p>
+      <w:pPr>
         <w:pStyle w:val="ListParagraph"/>
         <w:numPr>
           <w:ilvl w:val="0"/>
@@ -476,7 +484,7 @@
         <w:spacing w:after="80"/>
       </w:pPr>
       <w:r>
-        <w:t xml:space="preserve">In Intake, choose a county and enter a property address or parcel/APN.</w:t>
+        <w:t xml:space="preserve">In Intake, open id.land Connection and sign in. Do this before anything else — without it, owner names come back as "Blurred".</w:t>
       </w:r>
     </w:p>
     <w:p>
@@ -489,6 +497,19 @@
         <w:spacing w:after="80"/>
       </w:pPr>
       <w:r>
+        <w:t xml:space="preserve">Still in Intake, choose a county and enter a property address or parcel/APN.</w:t>
+      </w:r>
+    </w:p>
+    <w:p>
+      <w:pPr>
+        <w:pStyle w:val="ListParagraph"/>
+        <w:numPr>
+          <w:ilvl w:val="0"/>
+          <w:numId w:val="2"/>
+        </w:numPr>
+        <w:spacing w:after="80"/>
+      </w:pPr>
+      <w:r>
         <w:t xml:space="preserve">Click Run Automation 1. Wait for jurisdiction, flood, utilities, comps, and owner contact to populate.</w:t>
       </w:r>
     </w:p>
@@ -515,7 +536,7 @@
         <w:spacing w:after="80"/>
       </w:pPr>
       <w:r>
-        <w:t xml:space="preserve">Open the Deals tab, click the new deal, review entitlement score and route (Develop / Sell / Retail).</w:t>
+        <w:t xml:space="preserve">Open the Deals tab, click the new deal, review entitlement score and route.</w:t>
       </w:r>
     </w:p>
     <w:p>
@@ -528,6 +549,19 @@
         <w:spacing w:after="80"/>
       </w:pPr>
       <w:r>
+        <w:t xml:space="preserve">Open the Silos tab and drag the card into the lane that fits the play.</w:t>
+      </w:r>
+    </w:p>
+    <w:p>
+      <w:pPr>
+        <w:pStyle w:val="ListParagraph"/>
+        <w:numPr>
+          <w:ilvl w:val="0"/>
+          <w:numId w:val="2"/>
+        </w:numPr>
+        <w:spacing w:after="80"/>
+      </w:pPr>
+      <w:r>
         <w:t xml:space="preserve">Go to Outreach → Build Mail List → print labels or export CSV (no DNC vendor needed).</w:t>
       </w:r>
     </w:p>
@@ -541,7 +575,7 @@
         <w:spacing w:after="80"/>
       </w:pPr>
       <w:r>
-        <w:t xml:space="preserve">Go to Intel → Cloud Sync to share pipeline with your team.</w:t>
+        <w:t xml:space="preserve">Press Sync Now in the header so the rest of the team sees your pipeline.</w:t>
       </w:r>
     </w:p>
     <w:p>
@@ -999,7 +1033,7 @@
         <w:spacing w:after="120"/>
       </w:pPr>
       <w:r>
-        <w:t xml:space="preserve">Header buttons: Copy App Link (share with team), Feature Request, Intel (jump to moat), Cloud Sync (immediate team sync), Theme, Sign Out.</w:t>
+        <w:t xml:space="preserve">Header buttons: Theme (light/dark), A− and A+ (text size), Sign Out, Copy App Link (share with the team), How to Use (the in-app version of this guide), Feature Request, Intel (jump to the moat panel), and Sync Now (force an immediate team sync).</w:t>
       </w:r>
     </w:p>
     <w:p>
@@ -1268,46 +1302,85 @@
         <w:pStyle w:val="Heading3"/>
       </w:pPr>
       <w:r>
-        <w:t xml:space="preserve">id.land connection (optional, recommended)</w:t>
-      </w:r>
-    </w:p>
-    <w:p>
-      <w:pPr>
-        <w:pStyle w:val="ListParagraph"/>
-        <w:numPr>
-          <w:ilvl w:val="0"/>
-          <w:numId w:val="3"/>
-        </w:numPr>
-        <w:spacing w:after="80"/>
-      </w:pPr>
-      <w:r>
-        <w:t xml:space="preserve">Enter id.land email/password or paste a Bearer token under Advanced.</w:t>
-      </w:r>
-    </w:p>
-    <w:p>
-      <w:pPr>
-        <w:pStyle w:val="ListParagraph"/>
-        <w:numPr>
-          <w:ilvl w:val="0"/>
-          <w:numId w:val="3"/>
-        </w:numPr>
-        <w:spacing w:after="80"/>
-      </w:pPr>
-      <w:r>
-        <w:t xml:space="preserve">Token stays in your browser only — never stored in the repo.</w:t>
-      </w:r>
-    </w:p>
-    <w:p>
-      <w:pPr>
-        <w:pStyle w:val="ListParagraph"/>
-        <w:numPr>
-          <w:ilvl w:val="0"/>
-          <w:numId w:val="3"/>
-        </w:numPr>
-        <w:spacing w:after="80"/>
-      </w:pPr>
-      <w:r>
-        <w:t xml:space="preserve">Live token upgrades parcel geometry, land use, and market comps from MOCK to LIVE.</w:t>
+        <w:t xml:space="preserve">id.land connection (do this first)</w:t>
+      </w:r>
+    </w:p>
+    <w:p>
+      <w:pPr>
+        <w:pStyle w:val="ListParagraph"/>
+        <w:numPr>
+          <w:ilvl w:val="0"/>
+          <w:numId w:val="3"/>
+        </w:numPr>
+        <w:spacing w:after="80"/>
+      </w:pPr>
+      <w:r>
+        <w:t xml:space="preserve">Enter your id.land email and password, or paste a Bearer token under Advanced.</w:t>
+      </w:r>
+    </w:p>
+    <w:p>
+      <w:pPr>
+        <w:pStyle w:val="ListParagraph"/>
+        <w:numPr>
+          <w:ilvl w:val="0"/>
+          <w:numId w:val="3"/>
+        </w:numPr>
+        <w:spacing w:after="80"/>
+      </w:pPr>
+      <w:r>
+        <w:t xml:space="preserve">Token stays in your browser only — never stored in the repo, and never synced in the team bundle.</w:t>
+      </w:r>
+    </w:p>
+    <w:p>
+      <w:pPr>
+        <w:pStyle w:val="ListParagraph"/>
+        <w:numPr>
+          <w:ilvl w:val="0"/>
+          <w:numId w:val="3"/>
+        </w:numPr>
+        <w:spacing w:after="80"/>
+      </w:pPr>
+      <w:r>
+        <w:t xml:space="preserve">A live token upgrades parcel geometry, land use, and market comps from MOCK to LIVE.</w:t>
+      </w:r>
+    </w:p>
+    <w:p>
+      <w:pPr>
+        <w:pStyle w:val="ListParagraph"/>
+        <w:numPr>
+          <w:ilvl w:val="0"/>
+          <w:numId w:val="3"/>
+        </w:numPr>
+        <w:spacing w:after="80"/>
+      </w:pPr>
+      <w:r>
+        <w:t xml:space="preserve">Sign-in is per browser: signing in on your laptop does not sign you in on your phone or iPad.</w:t>
+      </w:r>
+    </w:p>
+    <w:p>
+      <w:pPr>
+        <w:pStyle w:val="ListParagraph"/>
+        <w:numPr>
+          <w:ilvl w:val="0"/>
+          <w:numId w:val="3"/>
+        </w:numPr>
+        <w:spacing w:after="80"/>
+      </w:pPr>
+      <w:r>
+        <w:t xml:space="preserve">The status line shows when the session expires. If it reads "Session expired", sign in again — sessions do not last indefinitely.</w:t>
+      </w:r>
+    </w:p>
+    <w:p>
+      <w:pPr>
+        <w:pStyle w:val="ListParagraph"/>
+        <w:numPr>
+          <w:ilvl w:val="0"/>
+          <w:numId w:val="3"/>
+        </w:numPr>
+        <w:spacing w:after="80"/>
+      </w:pPr>
+      <w:r>
+        <w:t xml:space="preserve">Tell-tale sign you are not connected: owner names read "Blurred" and comps will not load.</w:t>
       </w:r>
     </w:p>
     <w:p>
@@ -1336,20 +1409,20 @@
         <w:spacing w:after="80"/>
       </w:pPr>
       <w:r>
-        <w:t xml:space="preserve">Table view: sortable columns, status, route badge, entitlement pill.</w:t>
-      </w:r>
-    </w:p>
-    <w:p>
-      <w:pPr>
-        <w:pStyle w:val="ListParagraph"/>
-        <w:numPr>
-          <w:ilvl w:val="0"/>
-          <w:numId w:val="3"/>
-        </w:numPr>
-        <w:spacing w:after="80"/>
-      </w:pPr>
-      <w:r>
-        <w:t xml:space="preserve">Cards view: better on phone — acreage, comp band, bottleneck flag.</w:t>
+        <w:t xml:space="preserve">Table view: columns for address, county, acres, $/acre, status, and route.</w:t>
+      </w:r>
+    </w:p>
+    <w:p>
+      <w:pPr>
+        <w:pStyle w:val="ListParagraph"/>
+        <w:numPr>
+          <w:ilvl w:val="0"/>
+          <w:numId w:val="3"/>
+        </w:numPr>
+        <w:spacing w:after="80"/>
+      </w:pPr>
+      <w:r>
+        <w:t xml:space="preserve">Board view: Trello-style cards you can drag between stages — also the easier view on a phone.</w:t>
       </w:r>
     </w:p>
     <w:p>
@@ -1367,6 +1440,19 @@
     </w:p>
     <w:p>
       <w:pPr>
+        <w:pStyle w:val="ListParagraph"/>
+        <w:numPr>
+          <w:ilvl w:val="0"/>
+          <w:numId w:val="3"/>
+        </w:numPr>
+        <w:spacing w:after="80"/>
+      </w:pPr>
+      <w:r>
+        <w:t xml:space="preserve">Search covers address, portfolio, owner, tags, and notes. Filter by county, route, or portfolio.</w:t>
+      </w:r>
+    </w:p>
+    <w:p>
+      <w:pPr>
         <w:pStyle w:val="Heading3"/>
       </w:pPr>
       <w:r>
@@ -1511,46 +1597,46 @@
         <w:spacing w:after="120"/>
       </w:pPr>
       <w:r>
-        <w:t xml:space="preserve">Every deal gets a route — use the dropdown on the card or in the modal.</w:t>
-      </w:r>
-    </w:p>
-    <w:p>
-      <w:pPr>
-        <w:pStyle w:val="ListParagraph"/>
-        <w:numPr>
-          <w:ilvl w:val="0"/>
-          <w:numId w:val="3"/>
-        </w:numPr>
-        <w:spacing w:after="80"/>
-      </w:pPr>
-      <w:r>
-        <w:t xml:space="preserve">Develop / Entitle: sewer/utilities and builder spillover support entitlement plays</w:t>
-      </w:r>
-    </w:p>
-    <w:p>
-      <w:pPr>
-        <w:pStyle w:val="ListParagraph"/>
-        <w:numPr>
-          <w:ilvl w:val="0"/>
-          <w:numId w:val="3"/>
-        </w:numPr>
-        <w:spacing w:after="80"/>
-      </w:pPr>
-      <w:r>
-        <w:t xml:space="preserve">Sell (Flip): comp-supported acquisition where entitlement is the bottleneck</w:t>
-      </w:r>
-    </w:p>
-    <w:p>
-      <w:pPr>
-        <w:pStyle w:val="ListParagraph"/>
-        <w:numPr>
-          <w:ilvl w:val="0"/>
-          <w:numId w:val="3"/>
-        </w:numPr>
-        <w:spacing w:after="80"/>
-      </w:pPr>
-      <w:r>
-        <w:t xml:space="preserve">Retail: smaller tracts or straight brokerage/listing plays</w:t>
+        <w:t xml:space="preserve">Every deal gets a route. On the Silos tab, drag a card between lanes to assign it — the deal updates as soon as you drop it. You can also set the route from the deal modal.</w:t>
+      </w:r>
+    </w:p>
+    <w:p>
+      <w:pPr>
+        <w:pStyle w:val="ListParagraph"/>
+        <w:numPr>
+          <w:ilvl w:val="0"/>
+          <w:numId w:val="3"/>
+        </w:numPr>
+        <w:spacing w:after="80"/>
+      </w:pPr>
+      <w:r>
+        <w:t xml:space="preserve">Development &amp; Entitlement: sewer/utilities and builder spillover support entitlement plays</w:t>
+      </w:r>
+    </w:p>
+    <w:p>
+      <w:pPr>
+        <w:pStyle w:val="ListParagraph"/>
+        <w:numPr>
+          <w:ilvl w:val="0"/>
+          <w:numId w:val="3"/>
+        </w:numPr>
+        <w:spacing w:after="80"/>
+      </w:pPr>
+      <w:r>
+        <w:t xml:space="preserve">Direct Sale: comp-supported acquisition where sewer or entitlement is the bottleneck</w:t>
+      </w:r>
+    </w:p>
+    <w:p>
+      <w:pPr>
+        <w:pStyle w:val="ListParagraph"/>
+        <w:numPr>
+          <w:ilvl w:val="0"/>
+          <w:numId w:val="3"/>
+        </w:numPr>
+        <w:spacing w:after="80"/>
+      </w:pPr>
+      <w:r>
+        <w:t xml:space="preserve">Retail Brokerage: smaller tracts or straight brokerage/listing plays</w:t>
       </w:r>
     </w:p>
     <w:p>
@@ -1558,7 +1644,7 @@
         <w:spacing w:after="120"/>
       </w:pPr>
       <w:r>
-        <w:t xml:space="preserve">Silos tab shows lane counts and total acres. Entitlement-bottlenecked tracts are excluded from outreach queues.</w:t>
+        <w:t xml:space="preserve">Each lane header shows its deal count and total acres. Entitlement-bottlenecked tracts are excluded from outreach queues automatically.</w:t>
       </w:r>
     </w:p>
     <w:p>
@@ -2330,7 +2416,20 @@
         <w:spacing w:after="80"/>
       </w:pPr>
       <w:r>
-        <w:t xml:space="preserve">Feature Request: submit product ideas from the header.</w:t>
+        <w:t xml:space="preserve">Feature Request: submit product ideas from the header — you can attach screenshots or a PDF.</w:t>
+      </w:r>
+    </w:p>
+    <w:p>
+      <w:pPr>
+        <w:pStyle w:val="ListParagraph"/>
+        <w:numPr>
+          <w:ilvl w:val="0"/>
+          <w:numId w:val="3"/>
+        </w:numPr>
+        <w:spacing w:after="80"/>
+      </w:pPr>
+      <w:r>
+        <w:t xml:space="preserve">How to Use: the header button opens a short in-app version of this guide, so nobody has to find this file.</w:t>
       </w:r>
     </w:p>
     <w:p>
@@ -2427,7 +2526,7 @@
         <w:spacing w:after="120"/>
       </w:pPr>
       <w:r>
-        <w:t xml:space="preserve">Intake counties include Williamson, Travis, Bastrop, Caldwell, Hays, Comal, Bexar, Guadalupe, Fort Bend, Smith (Tyler), and more.</w:t>
+        <w:t xml:space="preserve">The Intake county dropdown currently covers 16 counties: Williamson, Travis, Bastrop, Caldwell, Hays, Comal, Bexar, Guadalupe, Gillespie, Blanco, Burnet, Bandera, Kendall, Llano, Fort Bend, and Smith (Tyler).</w:t>
       </w:r>
     </w:p>
     <w:p>
@@ -3029,7 +3128,7 @@
                 <w:b w:val="false"/>
                 <w:bCs w:val="false"/>
               </w:rPr>
-              <w:t xml:space="preserve">Cloud Sync not configured</w:t>
+              <w:t xml:space="preserve">Owner name shows "Blurred"</w:t>
             </w:r>
           </w:p>
         </w:tc>
@@ -3056,7 +3155,7 @@
                 <w:b w:val="false"/>
                 <w:bCs w:val="false"/>
               </w:rPr>
-              <w:t xml:space="preserve">Supabase env vars missing on Vercel — use Export/Import Bundle offline</w:t>
+              <w:t xml:space="preserve">id.land not connected, or that session expired — re-sign in on the Intake panel</w:t>
             </w:r>
           </w:p>
         </w:tc>
@@ -3085,7 +3184,7 @@
                 <w:b w:val="false"/>
                 <w:bCs w:val="false"/>
               </w:rPr>
-              <w:t xml:space="preserve">Enrichment shows MOCK</w:t>
+              <w:t xml:space="preserve">id.land says "Session expired"</w:t>
             </w:r>
           </w:p>
         </w:tc>
@@ -3112,7 +3211,7 @@
                 <w:b w:val="false"/>
                 <w:bCs w:val="false"/>
               </w:rPr>
-              <w:t xml:space="preserve">Connect id.land token; some counties use mock profile until CAD REST is wired</w:t>
+              <w:t xml:space="preserve">Normal — access tokens lapse. Enter email and password again</w:t>
             </w:r>
           </w:p>
         </w:tc>
@@ -3141,7 +3240,7 @@
                 <w:b w:val="false"/>
                 <w:bCs w:val="false"/>
               </w:rPr>
-              <w:t xml:space="preserve">Deal excluded from outreach</w:t>
+              <w:t xml:space="preserve">Comps will not load</w:t>
             </w:r>
           </w:p>
         </w:tc>
@@ -3168,7 +3267,7 @@
                 <w:b w:val="false"/>
                 <w:bCs w:val="false"/>
               </w:rPr>
-              <w:t xml:space="preserve">Entitlement bottleneck or missing owner contact</w:t>
+              <w:t xml:space="preserve">Same cause: check the id.land status line is green</w:t>
             </w:r>
           </w:p>
         </w:tc>
@@ -3197,7 +3296,7 @@
                 <w:b w:val="false"/>
                 <w:bCs w:val="false"/>
               </w:rPr>
-              <w:t xml:space="preserve">DNC scrub failed</w:t>
+              <w:t xml:space="preserve">Cloud Sync not configured</w:t>
             </w:r>
           </w:p>
         </w:tc>
@@ -3224,7 +3323,7 @@
                 <w:b w:val="false"/>
                 <w:bCs w:val="false"/>
               </w:rPr>
-              <w:t xml:space="preserve">Set DNC_SCRUB_API_KEY or use direct mail instead</w:t>
+              <w:t xml:space="preserve">Supabase env vars missing on Vercel — use Export/Import Bundle offline</w:t>
             </w:r>
           </w:p>
         </w:tc>
@@ -3253,7 +3352,7 @@
                 <w:b w:val="false"/>
                 <w:bCs w:val="false"/>
               </w:rPr>
-              <w:t xml:space="preserve">Text blocked after scrub</w:t>
+              <w:t xml:space="preserve">Enrichment shows MOCK</w:t>
             </w:r>
           </w:p>
         </w:tc>
@@ -3280,7 +3379,7 @@
                 <w:b w:val="false"/>
                 <w:bCs w:val="false"/>
               </w:rPr>
-              <w:t xml:space="preserve">Number on DNC list — use mail, do not text</w:t>
+              <w:t xml:space="preserve">Connect id.land token; some counties use mock profile until CAD REST is wired</w:t>
             </w:r>
           </w:p>
         </w:tc>
@@ -3309,7 +3408,7 @@
                 <w:b w:val="false"/>
                 <w:bCs w:val="false"/>
               </w:rPr>
-              <w:t xml:space="preserve">Website lead not showing</w:t>
+              <w:t xml:space="preserve">Deal excluded from outreach</w:t>
             </w:r>
           </w:p>
         </w:tc>
@@ -3336,7 +3435,7 @@
                 <w:b w:val="false"/>
                 <w:bCs w:val="false"/>
               </w:rPr>
-              <w:t xml:space="preserve">Click Website Leads Refresh on Intake or Intel</w:t>
+              <w:t xml:space="preserve">Entitlement bottleneck or missing owner contact</w:t>
             </w:r>
           </w:p>
         </w:tc>
@@ -3365,7 +3464,7 @@
                 <w:b w:val="false"/>
                 <w:bCs w:val="false"/>
               </w:rPr>
-              <w:t xml:space="preserve">Stale UI after update</w:t>
+              <w:t xml:space="preserve">DNC scrub failed</w:t>
             </w:r>
           </w:p>
         </w:tc>
@@ -3392,7 +3491,7 @@
                 <w:b w:val="false"/>
                 <w:bCs w:val="false"/>
               </w:rPr>
-              <w:t xml:space="preserve">Hard refresh: Cmd+Shift+R (Mac) or Ctrl+Shift+R (Windows)</w:t>
+              <w:t xml:space="preserve">Set DNC_SCRUB_API_KEY or use direct mail instead</w:t>
             </w:r>
           </w:p>
         </w:tc>
@@ -3421,6 +3520,174 @@
                 <w:b w:val="false"/>
                 <w:bCs w:val="false"/>
               </w:rPr>
+              <w:t xml:space="preserve">Text blocked after scrub</w:t>
+            </w:r>
+          </w:p>
+        </w:tc>
+        <w:tc>
+          <w:tcPr>
+            <w:tcW w:type="dxa" w:w="6560"/>
+            <w:tcBorders>
+              <w:top w:val="single" w:color="CCCCCC" w:sz="1"/>
+              <w:left w:val="single" w:color="CCCCCC" w:sz="1"/>
+              <w:bottom w:val="single" w:color="CCCCCC" w:sz="1"/>
+              <w:right w:val="single" w:color="CCCCCC" w:sz="1"/>
+            </w:tcBorders>
+            <w:shd w:fill="FFFFFF" w:val="clear"/>
+            <w:tcMar>
+              <w:top w:type="dxa" w:w="80"/>
+              <w:left w:type="dxa" w:w="120"/>
+              <w:bottom w:type="dxa" w:w="80"/>
+              <w:right w:type="dxa" w:w="120"/>
+            </w:tcMar>
+          </w:tcPr>
+          <w:p>
+            <w:r>
+              <w:rPr>
+                <w:b w:val="false"/>
+                <w:bCs w:val="false"/>
+              </w:rPr>
+              <w:t xml:space="preserve">Number on DNC list — use mail, do not text</w:t>
+            </w:r>
+          </w:p>
+        </w:tc>
+      </w:tr>
+      <w:tr>
+        <w:tc>
+          <w:tcPr>
+            <w:tcW w:type="dxa" w:w="2800"/>
+            <w:tcBorders>
+              <w:top w:val="single" w:color="CCCCCC" w:sz="1"/>
+              <w:left w:val="single" w:color="CCCCCC" w:sz="1"/>
+              <w:bottom w:val="single" w:color="CCCCCC" w:sz="1"/>
+              <w:right w:val="single" w:color="CCCCCC" w:sz="1"/>
+            </w:tcBorders>
+            <w:shd w:fill="FFFFFF" w:val="clear"/>
+            <w:tcMar>
+              <w:top w:type="dxa" w:w="80"/>
+              <w:left w:type="dxa" w:w="120"/>
+              <w:bottom w:type="dxa" w:w="80"/>
+              <w:right w:type="dxa" w:w="120"/>
+            </w:tcMar>
+          </w:tcPr>
+          <w:p>
+            <w:r>
+              <w:rPr>
+                <w:b w:val="false"/>
+                <w:bCs w:val="false"/>
+              </w:rPr>
+              <w:t xml:space="preserve">Website lead not showing</w:t>
+            </w:r>
+          </w:p>
+        </w:tc>
+        <w:tc>
+          <w:tcPr>
+            <w:tcW w:type="dxa" w:w="6560"/>
+            <w:tcBorders>
+              <w:top w:val="single" w:color="CCCCCC" w:sz="1"/>
+              <w:left w:val="single" w:color="CCCCCC" w:sz="1"/>
+              <w:bottom w:val="single" w:color="CCCCCC" w:sz="1"/>
+              <w:right w:val="single" w:color="CCCCCC" w:sz="1"/>
+            </w:tcBorders>
+            <w:shd w:fill="FFFFFF" w:val="clear"/>
+            <w:tcMar>
+              <w:top w:type="dxa" w:w="80"/>
+              <w:left w:type="dxa" w:w="120"/>
+              <w:bottom w:type="dxa" w:w="80"/>
+              <w:right w:type="dxa" w:w="120"/>
+            </w:tcMar>
+          </w:tcPr>
+          <w:p>
+            <w:r>
+              <w:rPr>
+                <w:b w:val="false"/>
+                <w:bCs w:val="false"/>
+              </w:rPr>
+              <w:t xml:space="preserve">Click Website Leads Refresh on Intake or Intel</w:t>
+            </w:r>
+          </w:p>
+        </w:tc>
+      </w:tr>
+      <w:tr>
+        <w:tc>
+          <w:tcPr>
+            <w:tcW w:type="dxa" w:w="2800"/>
+            <w:tcBorders>
+              <w:top w:val="single" w:color="CCCCCC" w:sz="1"/>
+              <w:left w:val="single" w:color="CCCCCC" w:sz="1"/>
+              <w:bottom w:val="single" w:color="CCCCCC" w:sz="1"/>
+              <w:right w:val="single" w:color="CCCCCC" w:sz="1"/>
+            </w:tcBorders>
+            <w:shd w:fill="FFFFFF" w:val="clear"/>
+            <w:tcMar>
+              <w:top w:type="dxa" w:w="80"/>
+              <w:left w:type="dxa" w:w="120"/>
+              <w:bottom w:type="dxa" w:w="80"/>
+              <w:right w:type="dxa" w:w="120"/>
+            </w:tcMar>
+          </w:tcPr>
+          <w:p>
+            <w:r>
+              <w:rPr>
+                <w:b w:val="false"/>
+                <w:bCs w:val="false"/>
+              </w:rPr>
+              <w:t xml:space="preserve">Stale UI after update</w:t>
+            </w:r>
+          </w:p>
+        </w:tc>
+        <w:tc>
+          <w:tcPr>
+            <w:tcW w:type="dxa" w:w="6560"/>
+            <w:tcBorders>
+              <w:top w:val="single" w:color="CCCCCC" w:sz="1"/>
+              <w:left w:val="single" w:color="CCCCCC" w:sz="1"/>
+              <w:bottom w:val="single" w:color="CCCCCC" w:sz="1"/>
+              <w:right w:val="single" w:color="CCCCCC" w:sz="1"/>
+            </w:tcBorders>
+            <w:shd w:fill="FFFFFF" w:val="clear"/>
+            <w:tcMar>
+              <w:top w:type="dxa" w:w="80"/>
+              <w:left w:type="dxa" w:w="120"/>
+              <w:bottom w:type="dxa" w:w="80"/>
+              <w:right w:type="dxa" w:w="120"/>
+            </w:tcMar>
+          </w:tcPr>
+          <w:p>
+            <w:r>
+              <w:rPr>
+                <w:b w:val="false"/>
+                <w:bCs w:val="false"/>
+              </w:rPr>
+              <w:t xml:space="preserve">Hard refresh: Cmd+Shift+R (Mac) or Ctrl+Shift+R (Windows)</w:t>
+            </w:r>
+          </w:p>
+        </w:tc>
+      </w:tr>
+      <w:tr>
+        <w:tc>
+          <w:tcPr>
+            <w:tcW w:type="dxa" w:w="2800"/>
+            <w:tcBorders>
+              <w:top w:val="single" w:color="CCCCCC" w:sz="1"/>
+              <w:left w:val="single" w:color="CCCCCC" w:sz="1"/>
+              <w:bottom w:val="single" w:color="CCCCCC" w:sz="1"/>
+              <w:right w:val="single" w:color="CCCCCC" w:sz="1"/>
+            </w:tcBorders>
+            <w:shd w:fill="FFFFFF" w:val="clear"/>
+            <w:tcMar>
+              <w:top w:type="dxa" w:w="80"/>
+              <w:left w:type="dxa" w:w="120"/>
+              <w:bottom w:type="dxa" w:w="80"/>
+              <w:right w:type="dxa" w:w="120"/>
+            </w:tcMar>
+          </w:tcPr>
+          <w:p>
+            <w:r>
+              <w:rPr>
+                <w:b w:val="false"/>
+                <w:bCs w:val="false"/>
+              </w:rPr>
               <w:t xml:space="preserve">www vs apex domain</w:t>
             </w:r>
           </w:p>
@@ -3680,7 +3947,7 @@
       <w:r>
         <w:t xml:space="preserve">Sign in at </w:t>
       </w:r>
-      <w:hyperlink w:history="1" r:id="rIdsjauovt0w30fx9lj29enn">
+      <w:hyperlink w:history="1" r:id="rId_3w-_2zh8bpvyhmlntkyz">
         <w:r>
           <w:rPr>
             <w:rStyle w:val="Hyperlink"/>

--- a/docs/Barn-to-Bank-How-To.docx
+++ b/docs/Barn-to-Bank-How-To.docx
@@ -37,7 +37,7 @@
       <w:r>
         <w:t xml:space="preserve">Staff app: </w:t>
       </w:r>
-      <w:hyperlink w:history="1" r:id="rIdyyfkqxubqscltc6btbfom">
+      <w:hyperlink w:history="1" r:id="rIdpu7gm_pwvb0ms5e3lhfyk">
         <w:r>
           <w:rPr>
             <w:rStyle w:val="Hyperlink"/>
@@ -55,7 +55,7 @@
       <w:r>
         <w:t xml:space="preserve">Public site: </w:t>
       </w:r>
-      <w:hyperlink w:history="1" r:id="rIdqqoj8y4w8u_usvl2zte7y">
+      <w:hyperlink w:history="1" r:id="rIdk7hel64t08jsjwiksdeel">
         <w:r>
           <w:rPr>
             <w:rStyle w:val="Hyperlink"/>
@@ -431,7 +431,98 @@
           </w:p>
         </w:tc>
       </w:tr>
+      <w:tr>
+        <w:tc>
+          <w:tcPr>
+            <w:tcW w:type="dxa" w:w="2200"/>
+            <w:tcBorders>
+              <w:top w:val="single" w:color="CCCCCC" w:sz="1"/>
+              <w:left w:val="single" w:color="CCCCCC" w:sz="1"/>
+              <w:bottom w:val="single" w:color="CCCCCC" w:sz="1"/>
+              <w:right w:val="single" w:color="CCCCCC" w:sz="1"/>
+            </w:tcBorders>
+            <w:shd w:fill="FFFFFF" w:val="clear"/>
+            <w:tcMar>
+              <w:top w:type="dxa" w:w="80"/>
+              <w:left w:type="dxa" w:w="120"/>
+              <w:bottom w:type="dxa" w:w="80"/>
+              <w:right w:type="dxa" w:w="120"/>
+            </w:tcMar>
+          </w:tcPr>
+          <w:p>
+            <w:r>
+              <w:rPr>
+                <w:b w:val="false"/>
+                <w:bCs w:val="false"/>
+              </w:rPr>
+              <w:t xml:space="preserve">Operator training</w:t>
+            </w:r>
+          </w:p>
+        </w:tc>
+        <w:tc>
+          <w:tcPr>
+            <w:tcW w:type="dxa" w:w="3000"/>
+            <w:tcBorders>
+              <w:top w:val="single" w:color="CCCCCC" w:sz="1"/>
+              <w:left w:val="single" w:color="CCCCCC" w:sz="1"/>
+              <w:bottom w:val="single" w:color="CCCCCC" w:sz="1"/>
+              <w:right w:val="single" w:color="CCCCCC" w:sz="1"/>
+            </w:tcBorders>
+            <w:shd w:fill="FFFFFF" w:val="clear"/>
+            <w:tcMar>
+              <w:top w:type="dxa" w:w="80"/>
+              <w:left w:type="dxa" w:w="120"/>
+              <w:bottom w:type="dxa" w:w="80"/>
+              <w:right w:type="dxa" w:w="120"/>
+            </w:tcMar>
+          </w:tcPr>
+          <w:p>
+            <w:r>
+              <w:rPr>
+                <w:b w:val="false"/>
+                <w:bCs w:val="false"/>
+              </w:rPr>
+              <w:t xml:space="preserve">https://barntobank.com/training</w:t>
+            </w:r>
+          </w:p>
+        </w:tc>
+        <w:tc>
+          <w:tcPr>
+            <w:tcW w:type="dxa" w:w="4160"/>
+            <w:tcBorders>
+              <w:top w:val="single" w:color="CCCCCC" w:sz="1"/>
+              <w:left w:val="single" w:color="CCCCCC" w:sz="1"/>
+              <w:bottom w:val="single" w:color="CCCCCC" w:sz="1"/>
+              <w:right w:val="single" w:color="CCCCCC" w:sz="1"/>
+            </w:tcBorders>
+            <w:shd w:fill="FFFFFF" w:val="clear"/>
+            <w:tcMar>
+              <w:top w:type="dxa" w:w="80"/>
+              <w:left w:type="dxa" w:w="120"/>
+              <w:bottom w:type="dxa" w:w="80"/>
+              <w:right w:type="dxa" w:w="120"/>
+            </w:tcMar>
+          </w:tcPr>
+          <w:p>
+            <w:r>
+              <w:rPr>
+                <w:b w:val="false"/>
+                <w:bCs w:val="false"/>
+              </w:rPr>
+              <w:t xml:space="preserve">Staff — behind the same password as the app</w:t>
+            </w:r>
+          </w:p>
+        </w:tc>
+      </w:tr>
     </w:tbl>
+    <w:p>
+      <w:pPr>
+        <w:spacing w:after="120"/>
+      </w:pPr>
+      <w:r>
+        <w:t xml:space="preserve">Visual operator training lives at https://barntobank.com/training, or press How to Use inside the app. It is gated with the staff password because it describes internal workflow and comp strategy — do not send that link to anyone outside the team.</w:t>
+      </w:r>
+    </w:p>
     <w:p>
       <w:pPr>
         <w:pStyle w:val="Heading1"/>
@@ -3947,7 +4038,7 @@
       <w:r>
         <w:t xml:space="preserve">Sign in at </w:t>
       </w:r>
-      <w:hyperlink w:history="1" r:id="rId_3w-_2zh8bpvyhmlntkyz">
+      <w:hyperlink w:history="1" r:id="rIdyscy5ekncurkzfyrq5t6u">
         <w:r>
           <w:rPr>
             <w:rStyle w:val="Hyperlink"/>

--- a/docs/Barn-to-Bank-How-To.docx
+++ b/docs/Barn-to-Bank-How-To.docx
@@ -37,14 +37,14 @@
       <w:r>
         <w:t xml:space="preserve">Staff app: </w:t>
       </w:r>
-      <w:hyperlink w:history="1" r:id="rIdpu7gm_pwvb0ms5e3lhfyk">
+      <w:hyperlink w:history="1" r:id="rIdt0bbdyaqglnpkp1_5xcsb">
         <w:r>
           <w:rPr>
             <w:rStyle w:val="Hyperlink"/>
             <w:color w:val="0563C1"/>
             <w:u w:val="single"/>
           </w:rPr>
-          <w:t xml:space="preserve">https://barntobank.com/app</w:t>
+          <w:t xml:space="preserve">https://barntobanklandgroup.com/app</w:t>
         </w:r>
       </w:hyperlink>
     </w:p>
@@ -55,14 +55,14 @@
       <w:r>
         <w:t xml:space="preserve">Public site: </w:t>
       </w:r>
-      <w:hyperlink w:history="1" r:id="rIdk7hel64t08jsjwiksdeel">
+      <w:hyperlink w:history="1" r:id="rIdz0idqvk2is41uccvvwqr8">
         <w:r>
           <w:rPr>
             <w:rStyle w:val="Hyperlink"/>
             <w:color w:val="0563C1"/>
             <w:u w:val="single"/>
           </w:rPr>
-          <w:t xml:space="preserve">https://barntobank.com</w:t>
+          <w:t xml:space="preserve">https://barntobanklandgroup.com</w:t>
         </w:r>
       </w:hyperlink>
     </w:p>
@@ -233,7 +233,7 @@
                 <w:b w:val="false"/>
                 <w:bCs w:val="false"/>
               </w:rPr>
-              <w:t xml:space="preserve">https://barntobank.com</w:t>
+              <w:t xml:space="preserve">https://barntobanklandgroup.com</w:t>
             </w:r>
           </w:p>
         </w:tc>
@@ -316,7 +316,7 @@
                 <w:b w:val="false"/>
                 <w:bCs w:val="false"/>
               </w:rPr>
-              <w:t xml:space="preserve">https://barntobank.com/app</w:t>
+              <w:t xml:space="preserve">https://barntobanklandgroup.com/app</w:t>
             </w:r>
           </w:p>
         </w:tc>
@@ -399,7 +399,7 @@
                 <w:b w:val="false"/>
                 <w:bCs w:val="false"/>
               </w:rPr>
-              <w:t xml:space="preserve">https://barntobank.com/app/login</w:t>
+              <w:t xml:space="preserve">https://barntobanklandgroup.com/app/login</w:t>
             </w:r>
           </w:p>
         </w:tc>
@@ -482,7 +482,7 @@
                 <w:b w:val="false"/>
                 <w:bCs w:val="false"/>
               </w:rPr>
-              <w:t xml:space="preserve">https://barntobank.com/training</w:t>
+              <w:t xml:space="preserve">https://barntobanklandgroup.com/training</w:t>
             </w:r>
           </w:p>
         </w:tc>
@@ -520,7 +520,7 @@
         <w:spacing w:after="120"/>
       </w:pPr>
       <w:r>
-        <w:t xml:space="preserve">Visual operator training lives at https://barntobank.com/training, or press How to Use inside the app. It is gated with the staff password because it describes internal workflow and comp strategy — do not send that link to anyone outside the team.</w:t>
+        <w:t xml:space="preserve">Visual operator training lives at https://barntobanklandgroup.com/training, or press How to Use inside the app. It is gated with the staff password because it describes internal workflow and comp strategy — do not send that link to anyone outside the team.</w:t>
       </w:r>
     </w:p>
     <w:p>
@@ -549,7 +549,7 @@
         <w:spacing w:after="80"/>
       </w:pPr>
       <w:r>
-        <w:t xml:space="preserve">Go to https://barntobank.com/app and sign in with the origination password.</w:t>
+        <w:t xml:space="preserve">Go to https://barntobanklandgroup.com/app and sign in with the origination password.</w:t>
       </w:r>
     </w:p>
     <w:p>
@@ -687,7 +687,7 @@
         <w:spacing w:after="80"/>
       </w:pPr>
       <w:r>
-        <w:t xml:space="preserve">Staff app and APIs are protected. Bookmark https://barntobank.com/app/login if prompted.</w:t>
+        <w:t xml:space="preserve">Staff app and APIs are protected. Bookmark https://barntobanklandgroup.com/app/login if prompted.</w:t>
       </w:r>
     </w:p>
     <w:p>
@@ -2371,7 +2371,7 @@
         <w:spacing w:after="120"/>
       </w:pPr>
       <w:r>
-        <w:t xml:space="preserve">Same inbound leads from barntobank.com — refresh, review, and mark contacted/converted from Intel or Intake.</w:t>
+        <w:t xml:space="preserve">Same inbound leads from barntobanklandgroup.com — refresh, review, and mark contacted/converted from Intel or Intake.</w:t>
       </w:r>
     </w:p>
     <w:p>
@@ -2468,7 +2468,7 @@
         <w:spacing w:after="80"/>
       </w:pPr>
       <w:r>
-        <w:t xml:space="preserve">Copy App Link in header — sends partners to barntobank.com/app.</w:t>
+        <w:t xml:space="preserve">Copy App Link in header — sends partners to barntobanklandgroup.com/app.</w:t>
       </w:r>
     </w:p>
     <w:p>
@@ -2549,7 +2549,7 @@
         <w:spacing w:after="120"/>
       </w:pPr>
       <w:r>
-        <w:t xml:space="preserve">The public site at https://barntobank.com is separate from the staff app.</w:t>
+        <w:t xml:space="preserve">The public site at https://barntobanklandgroup.com is separate from the staff app.</w:t>
       </w:r>
     </w:p>
     <w:p>
@@ -2829,7 +2829,7 @@
                 <w:b w:val="false"/>
                 <w:bCs w:val="false"/>
               </w:rPr>
-              <w:t xml:space="preserve">Git push to main → Vercel auto-deploys to barntobank.com</w:t>
+              <w:t xml:space="preserve">Git push to main → Vercel auto-deploys to barntobanklandgroup.com</w:t>
             </w:r>
           </w:p>
         </w:tc>
@@ -3806,7 +3806,7 @@
                 <w:b w:val="false"/>
                 <w:bCs w:val="false"/>
               </w:rPr>
-              <w:t xml:space="preserve">Both barntobank.com and www.barntobank.com point to Vercel</w:t>
+              <w:t xml:space="preserve">Both barntobanklandgroup.com and www.barntobanklandgroup.com point to Vercel</w:t>
             </w:r>
           </w:p>
         </w:tc>
@@ -4038,14 +4038,14 @@
       <w:r>
         <w:t xml:space="preserve">Sign in at </w:t>
       </w:r>
-      <w:hyperlink w:history="1" r:id="rIdyscy5ekncurkzfyrq5t6u">
+      <w:hyperlink w:history="1" r:id="rIdgnkyla-yzlastpfjn8tye">
         <w:r>
           <w:rPr>
             <w:rStyle w:val="Hyperlink"/>
             <w:color w:val="0563C1"/>
             <w:u w:val="single"/>
           </w:rPr>
-          <w:t xml:space="preserve">https://barntobank.com/app/login</w:t>
+          <w:t xml:space="preserve">https://barntobanklandgroup.com/app/login</w:t>
         </w:r>
       </w:hyperlink>
       <w:r>
